--- a/AIE_C2_W1_Template/Game Development Technologies Research Workbook.docx
+++ b/AIE_C2_W1_Template/Game Development Technologies Research Workbook.docx
@@ -220,7 +220,7 @@
               <w:cnfStyle w:val="000000100000" w:firstRow="0" w:lastRow="0" w:firstColumn="0" w:lastColumn="0" w:oddVBand="0" w:evenVBand="0" w:oddHBand="1" w:evenHBand="0" w:firstRowFirstColumn="0" w:firstRowLastColumn="0" w:lastRowFirstColumn="0" w:lastRowLastColumn="0"/>
             </w:pPr>
             <w:r>
-              <w:t>Blueprints</w:t>
+              <w:t>Robust multiplayer support</w:t>
             </w:r>
           </w:p>
         </w:tc>
@@ -312,6 +312,9 @@
               <w:ind w:left="0"/>
               <w:cnfStyle w:val="000000000000" w:firstRow="0" w:lastRow="0" w:firstColumn="0" w:lastColumn="0" w:oddVBand="0" w:evenVBand="0" w:oddHBand="0" w:evenHBand="0" w:firstRowFirstColumn="0" w:firstRowLastColumn="0" w:lastRowFirstColumn="0" w:lastRowLastColumn="0"/>
             </w:pPr>
+            <w:r>
+              <w:t>Animation blueprints</w:t>
+            </w:r>
           </w:p>
         </w:tc>
       </w:tr>
@@ -342,6 +345,9 @@
               <w:ind w:left="0"/>
               <w:cnfStyle w:val="000000100000" w:firstRow="0" w:lastRow="0" w:firstColumn="0" w:lastColumn="0" w:oddVBand="0" w:evenVBand="0" w:oddHBand="1" w:evenHBand="0" w:firstRowFirstColumn="0" w:firstRowLastColumn="0" w:lastRowFirstColumn="0" w:lastRowLastColumn="0"/>
             </w:pPr>
+            <w:r>
+              <w:t>Scalable foliage</w:t>
+            </w:r>
           </w:p>
         </w:tc>
       </w:tr>
@@ -372,6 +378,9 @@
               <w:ind w:left="0"/>
               <w:cnfStyle w:val="000000000000" w:firstRow="0" w:lastRow="0" w:firstColumn="0" w:lastColumn="0" w:oddVBand="0" w:evenVBand="0" w:oddHBand="0" w:evenHBand="0" w:firstRowFirstColumn="0" w:firstRowLastColumn="0" w:lastRowFirstColumn="0" w:lastRowLastColumn="0"/>
             </w:pPr>
+            <w:r>
+              <w:t>C#</w:t>
+            </w:r>
           </w:p>
         </w:tc>
       </w:tr>
@@ -402,6 +411,9 @@
               <w:ind w:left="0"/>
               <w:cnfStyle w:val="000000100000" w:firstRow="0" w:lastRow="0" w:firstColumn="0" w:lastColumn="0" w:oddVBand="0" w:evenVBand="0" w:oddHBand="1" w:evenHBand="0" w:firstRowFirstColumn="0" w:firstRowLastColumn="0" w:lastRowFirstColumn="0" w:lastRowLastColumn="0"/>
             </w:pPr>
+            <w:r>
+              <w:t>Frame debugger</w:t>
+            </w:r>
           </w:p>
         </w:tc>
       </w:tr>
@@ -429,6 +441,9 @@
               <w:ind w:left="0"/>
               <w:cnfStyle w:val="000000000000" w:firstRow="0" w:lastRow="0" w:firstColumn="0" w:lastColumn="0" w:oddVBand="0" w:evenVBand="0" w:oddHBand="0" w:evenHBand="0" w:firstRowFirstColumn="0" w:firstRowLastColumn="0" w:lastRowFirstColumn="0" w:lastRowLastColumn="0"/>
             </w:pPr>
+            <w:r>
+              <w:t>Visual effects</w:t>
+            </w:r>
           </w:p>
         </w:tc>
       </w:tr>
@@ -459,6 +474,9 @@
               <w:ind w:left="0"/>
               <w:cnfStyle w:val="000000100000" w:firstRow="0" w:lastRow="0" w:firstColumn="0" w:lastColumn="0" w:oddVBand="0" w:evenVBand="0" w:oddHBand="1" w:evenHBand="0" w:firstRowFirstColumn="0" w:firstRowLastColumn="0" w:lastRowFirstColumn="0" w:lastRowLastColumn="0"/>
             </w:pPr>
+            <w:r>
+              <w:t>Input</w:t>
+            </w:r>
           </w:p>
         </w:tc>
       </w:tr>
@@ -486,6 +504,9 @@
               <w:ind w:left="0"/>
               <w:cnfStyle w:val="000000000000" w:firstRow="0" w:lastRow="0" w:firstColumn="0" w:lastColumn="0" w:oddVBand="0" w:evenVBand="0" w:oddHBand="0" w:evenHBand="0" w:firstRowFirstColumn="0" w:firstRowLastColumn="0" w:lastRowFirstColumn="0" w:lastRowLastColumn="0"/>
             </w:pPr>
+            <w:r>
+              <w:t>UI</w:t>
+            </w:r>
           </w:p>
         </w:tc>
       </w:tr>
@@ -504,6 +525,9 @@
               <w:pStyle w:val="ListParagraph"/>
               <w:ind w:left="0"/>
             </w:pPr>
+            <w:r>
+              <w:t>Godot</w:t>
+            </w:r>
           </w:p>
         </w:tc>
         <w:tc>
@@ -516,6 +540,9 @@
               <w:ind w:left="0"/>
               <w:cnfStyle w:val="000000100000" w:firstRow="0" w:lastRow="0" w:firstColumn="0" w:lastColumn="0" w:oddVBand="0" w:evenVBand="0" w:oddHBand="1" w:evenHBand="0" w:firstRowFirstColumn="0" w:firstRowLastColumn="0" w:lastRowFirstColumn="0" w:lastRowLastColumn="0"/>
             </w:pPr>
+            <w:r>
+              <w:t>Building blocks</w:t>
+            </w:r>
           </w:p>
         </w:tc>
       </w:tr>
@@ -543,6 +570,9 @@
               <w:ind w:left="0"/>
               <w:cnfStyle w:val="000000000000" w:firstRow="0" w:lastRow="0" w:firstColumn="0" w:lastColumn="0" w:oddVBand="0" w:evenVBand="0" w:oddHBand="0" w:evenHBand="0" w:firstRowFirstColumn="0" w:firstRowLastColumn="0" w:lastRowFirstColumn="0" w:lastRowLastColumn="0"/>
             </w:pPr>
+            <w:r>
+              <w:t xml:space="preserve">Data driven elements </w:t>
+            </w:r>
           </w:p>
         </w:tc>
       </w:tr>
@@ -573,6 +603,9 @@
               <w:ind w:left="0"/>
               <w:cnfStyle w:val="000000100000" w:firstRow="0" w:lastRow="0" w:firstColumn="0" w:lastColumn="0" w:oddVBand="0" w:evenVBand="0" w:oddHBand="1" w:evenHBand="0" w:firstRowFirstColumn="0" w:firstRowLastColumn="0" w:lastRowFirstColumn="0" w:lastRowLastColumn="0"/>
             </w:pPr>
+            <w:r>
+              <w:t>C#</w:t>
+            </w:r>
           </w:p>
         </w:tc>
       </w:tr>
@@ -600,6 +633,9 @@
               <w:ind w:left="0"/>
               <w:cnfStyle w:val="000000000000" w:firstRow="0" w:lastRow="0" w:firstColumn="0" w:lastColumn="0" w:oddVBand="0" w:evenVBand="0" w:oddHBand="0" w:evenHBand="0" w:firstRowFirstColumn="0" w:firstRowLastColumn="0" w:lastRowFirstColumn="0" w:lastRowLastColumn="0"/>
             </w:pPr>
+            <w:r>
+              <w:t>Community supported languages</w:t>
+            </w:r>
           </w:p>
         </w:tc>
       </w:tr>
@@ -630,6 +666,17 @@
               <w:ind w:left="0"/>
               <w:cnfStyle w:val="000000100000" w:firstRow="0" w:lastRow="0" w:firstColumn="0" w:lastColumn="0" w:oddVBand="0" w:evenVBand="0" w:oddHBand="1" w:evenHBand="0" w:firstRowFirstColumn="0" w:firstRowLastColumn="0" w:lastRowFirstColumn="0" w:lastRowLastColumn="0"/>
             </w:pPr>
+            <w:r>
+              <w:t xml:space="preserve">Both </w:t>
+            </w:r>
+            <w:proofErr w:type="gramStart"/>
+            <w:r>
+              <w:t>high and low end</w:t>
+            </w:r>
+            <w:proofErr w:type="gramEnd"/>
+            <w:r>
+              <w:t xml:space="preserve"> devices</w:t>
+            </w:r>
           </w:p>
         </w:tc>
       </w:tr>
@@ -721,16 +768,23 @@
             <w:pPr>
               <w:cnfStyle w:val="000000100000" w:firstRow="0" w:lastRow="0" w:firstColumn="0" w:lastColumn="0" w:oddVBand="0" w:evenVBand="0" w:oddHBand="1" w:evenHBand="0" w:firstRowFirstColumn="0" w:firstRowLastColumn="0" w:lastRowFirstColumn="0" w:lastRowLastColumn="0"/>
             </w:pPr>
-          </w:p>
-        </w:tc>
-      </w:tr>
-      <w:tr>
-        <w:tc>
-          <w:tcPr>
-            <w:cnfStyle w:val="001000000000" w:firstRow="0" w:lastRow="0" w:firstColumn="1" w:lastColumn="0" w:oddVBand="0" w:evenVBand="0" w:oddHBand="0" w:evenHBand="0" w:firstRowFirstColumn="0" w:firstRowLastColumn="0" w:lastRowFirstColumn="0" w:lastRowLastColumn="0"/>
-            <w:tcW w:w="2263" w:type="dxa"/>
-          </w:tcPr>
-          <w:p/>
+            <w:r>
+              <w:t>Unreal engine hosts an easy to learn and use system, which still provides professional tools.</w:t>
+            </w:r>
+          </w:p>
+        </w:tc>
+      </w:tr>
+      <w:tr>
+        <w:tc>
+          <w:tcPr>
+            <w:cnfStyle w:val="001000000000" w:firstRow="0" w:lastRow="0" w:firstColumn="1" w:lastColumn="0" w:oddVBand="0" w:evenVBand="0" w:oddHBand="0" w:evenHBand="0" w:firstRowFirstColumn="0" w:firstRowLastColumn="0" w:lastRowFirstColumn="0" w:lastRowLastColumn="0"/>
+            <w:tcW w:w="2263" w:type="dxa"/>
+          </w:tcPr>
+          <w:p>
+            <w:r>
+              <w:t xml:space="preserve">Unity </w:t>
+            </w:r>
+          </w:p>
         </w:tc>
         <w:tc>
           <w:tcPr>
@@ -740,6 +794,17 @@
             <w:pPr>
               <w:cnfStyle w:val="000000000000" w:firstRow="0" w:lastRow="0" w:firstColumn="0" w:lastColumn="0" w:oddVBand="0" w:evenVBand="0" w:oddHBand="0" w:evenHBand="0" w:firstRowFirstColumn="0" w:firstRowLastColumn="0" w:lastRowFirstColumn="0" w:lastRowLastColumn="0"/>
             </w:pPr>
+            <w:r>
+              <w:t xml:space="preserve">Unity has high capability when creating </w:t>
+            </w:r>
+            <w:proofErr w:type="spellStart"/>
+            <w:r>
+              <w:t>crossplatform</w:t>
+            </w:r>
+            <w:proofErr w:type="spellEnd"/>
+            <w:r>
+              <w:t xml:space="preserve"> games, as well as a massively supportive community.</w:t>
+            </w:r>
           </w:p>
         </w:tc>
       </w:tr>
@@ -752,7 +817,11 @@
             <w:cnfStyle w:val="001000000000" w:firstRow="0" w:lastRow="0" w:firstColumn="1" w:lastColumn="0" w:oddVBand="0" w:evenVBand="0" w:oddHBand="0" w:evenHBand="0" w:firstRowFirstColumn="0" w:firstRowLastColumn="0" w:lastRowFirstColumn="0" w:lastRowLastColumn="0"/>
             <w:tcW w:w="2263" w:type="dxa"/>
           </w:tcPr>
-          <w:p/>
+          <w:p>
+            <w:r>
+              <w:t>Godot</w:t>
+            </w:r>
+          </w:p>
         </w:tc>
         <w:tc>
           <w:tcPr>
@@ -762,6 +831,9 @@
             <w:pPr>
               <w:cnfStyle w:val="000000100000" w:firstRow="0" w:lastRow="0" w:firstColumn="0" w:lastColumn="0" w:oddVBand="0" w:evenVBand="0" w:oddHBand="1" w:evenHBand="0" w:firstRowFirstColumn="0" w:firstRowLastColumn="0" w:lastRowFirstColumn="0" w:lastRowLastColumn="0"/>
             </w:pPr>
+            <w:r>
+              <w:t>Godot’s unique selling point is being completely free with a lot of community support.</w:t>
+            </w:r>
           </w:p>
         </w:tc>
       </w:tr>
@@ -857,6 +929,14 @@
             <w:pPr>
               <w:cnfStyle w:val="000000100000" w:firstRow="0" w:lastRow="0" w:firstColumn="0" w:lastColumn="0" w:oddVBand="0" w:evenVBand="0" w:oddHBand="1" w:evenHBand="0" w:firstRowFirstColumn="0" w:firstRowLastColumn="0" w:lastRowFirstColumn="0" w:lastRowLastColumn="0"/>
             </w:pPr>
+            <w:hyperlink r:id="rId8" w:history="1">
+              <w:r>
+                <w:rPr>
+                  <w:rStyle w:val="Hyperlink"/>
+                </w:rPr>
+                <w:t>Epic Developer Community Forums</w:t>
+              </w:r>
+            </w:hyperlink>
           </w:p>
         </w:tc>
       </w:tr>
@@ -877,6 +957,17 @@
             <w:pPr>
               <w:cnfStyle w:val="000000000000" w:firstRow="0" w:lastRow="0" w:firstColumn="0" w:lastColumn="0" w:oddVBand="0" w:evenVBand="0" w:oddHBand="0" w:evenHBand="0" w:firstRowFirstColumn="0" w:firstRowLastColumn="0" w:lastRowFirstColumn="0" w:lastRowLastColumn="0"/>
             </w:pPr>
+            <w:hyperlink r:id="rId9" w:history="1">
+              <w:r>
+                <w:rPr>
+                  <w:rStyle w:val="Hyperlink"/>
+                </w:rPr>
+                <w:t>https://www.youtube.com/channel/UCBobmJyzsJ6Ll7UbfhI4iwQ</w:t>
+              </w:r>
+            </w:hyperlink>
+            <w:r>
+              <w:t xml:space="preserve"> </w:t>
+            </w:r>
           </w:p>
         </w:tc>
       </w:tr>
@@ -891,7 +982,11 @@
             <w:vMerge w:val="restart"/>
             <w:shd w:val="clear" w:color="auto" w:fill="FFFFFF" w:themeFill="background1"/>
           </w:tcPr>
-          <w:p/>
+          <w:p>
+            <w:r>
+              <w:t>Unity</w:t>
+            </w:r>
+          </w:p>
         </w:tc>
         <w:tc>
           <w:tcPr>
@@ -901,6 +996,14 @@
             <w:pPr>
               <w:cnfStyle w:val="000000100000" w:firstRow="0" w:lastRow="0" w:firstColumn="0" w:lastColumn="0" w:oddVBand="0" w:evenVBand="0" w:oddHBand="1" w:evenHBand="0" w:firstRowFirstColumn="0" w:firstRowLastColumn="0" w:lastRowFirstColumn="0" w:lastRowLastColumn="0"/>
             </w:pPr>
+            <w:hyperlink r:id="rId10" w:history="1">
+              <w:r>
+                <w:rPr>
+                  <w:rStyle w:val="Hyperlink"/>
+                </w:rPr>
+                <w:t>Unity Discussions - A Space to Discuss All Things Unity</w:t>
+              </w:r>
+            </w:hyperlink>
           </w:p>
         </w:tc>
       </w:tr>
@@ -922,6 +1025,17 @@
             <w:pPr>
               <w:cnfStyle w:val="000000000000" w:firstRow="0" w:lastRow="0" w:firstColumn="0" w:lastColumn="0" w:oddVBand="0" w:evenVBand="0" w:oddHBand="0" w:evenHBand="0" w:firstRowFirstColumn="0" w:firstRowLastColumn="0" w:lastRowFirstColumn="0" w:lastRowLastColumn="0"/>
             </w:pPr>
+            <w:hyperlink r:id="rId11" w:history="1">
+              <w:r>
+                <w:rPr>
+                  <w:rStyle w:val="Hyperlink"/>
+                </w:rPr>
+                <w:t>https://www.youtube.com/c/unity</w:t>
+              </w:r>
+            </w:hyperlink>
+            <w:r>
+              <w:t xml:space="preserve"> </w:t>
+            </w:r>
           </w:p>
         </w:tc>
       </w:tr>
@@ -935,6 +1049,41 @@
             <w:tcW w:w="2263" w:type="dxa"/>
             <w:vMerge w:val="restart"/>
           </w:tcPr>
+          <w:p>
+            <w:r>
+              <w:t>Godot</w:t>
+            </w:r>
+          </w:p>
+        </w:tc>
+        <w:tc>
+          <w:tcPr>
+            <w:tcW w:w="6753" w:type="dxa"/>
+          </w:tcPr>
+          <w:p>
+            <w:pPr>
+              <w:cnfStyle w:val="000000100000" w:firstRow="0" w:lastRow="0" w:firstColumn="0" w:lastColumn="0" w:oddVBand="0" w:evenVBand="0" w:oddHBand="1" w:evenHBand="0" w:firstRowFirstColumn="0" w:firstRowLastColumn="0" w:lastRowFirstColumn="0" w:lastRowLastColumn="0"/>
+            </w:pPr>
+            <w:hyperlink r:id="rId12" w:history="1">
+              <w:r>
+                <w:rPr>
+                  <w:rStyle w:val="Hyperlink"/>
+                </w:rPr>
+                <w:t>https://forum.godotengine.org/</w:t>
+              </w:r>
+            </w:hyperlink>
+            <w:r>
+              <w:t xml:space="preserve"> </w:t>
+            </w:r>
+          </w:p>
+        </w:tc>
+      </w:tr>
+      <w:tr>
+        <w:tc>
+          <w:tcPr>
+            <w:cnfStyle w:val="001000000000" w:firstRow="0" w:lastRow="0" w:firstColumn="1" w:lastColumn="0" w:oddVBand="0" w:evenVBand="0" w:oddHBand="0" w:evenHBand="0" w:firstRowFirstColumn="0" w:firstRowLastColumn="0" w:lastRowFirstColumn="0" w:lastRowLastColumn="0"/>
+            <w:tcW w:w="2263" w:type="dxa"/>
+            <w:vMerge/>
+          </w:tcPr>
           <w:p/>
         </w:tc>
         <w:tc>
@@ -943,28 +1092,19 @@
           </w:tcPr>
           <w:p>
             <w:pPr>
-              <w:cnfStyle w:val="000000100000" w:firstRow="0" w:lastRow="0" w:firstColumn="0" w:lastColumn="0" w:oddVBand="0" w:evenVBand="0" w:oddHBand="1" w:evenHBand="0" w:firstRowFirstColumn="0" w:firstRowLastColumn="0" w:lastRowFirstColumn="0" w:lastRowLastColumn="0"/>
-            </w:pPr>
-          </w:p>
-        </w:tc>
-      </w:tr>
-      <w:tr>
-        <w:tc>
-          <w:tcPr>
-            <w:cnfStyle w:val="001000000000" w:firstRow="0" w:lastRow="0" w:firstColumn="1" w:lastColumn="0" w:oddVBand="0" w:evenVBand="0" w:oddHBand="0" w:evenHBand="0" w:firstRowFirstColumn="0" w:firstRowLastColumn="0" w:lastRowFirstColumn="0" w:lastRowLastColumn="0"/>
-            <w:tcW w:w="2263" w:type="dxa"/>
-            <w:vMerge/>
-          </w:tcPr>
-          <w:p/>
-        </w:tc>
-        <w:tc>
-          <w:tcPr>
-            <w:tcW w:w="6753" w:type="dxa"/>
-          </w:tcPr>
-          <w:p>
-            <w:pPr>
               <w:cnfStyle w:val="000000000000" w:firstRow="0" w:lastRow="0" w:firstColumn="0" w:lastColumn="0" w:oddVBand="0" w:evenVBand="0" w:oddHBand="0" w:evenHBand="0" w:firstRowFirstColumn="0" w:firstRowLastColumn="0" w:lastRowFirstColumn="0" w:lastRowLastColumn="0"/>
             </w:pPr>
+            <w:hyperlink r:id="rId13" w:history="1">
+              <w:r>
+                <w:rPr>
+                  <w:rStyle w:val="Hyperlink"/>
+                </w:rPr>
+                <w:t>https://www.youtube.com/c/GodotTutorials</w:t>
+              </w:r>
+            </w:hyperlink>
+            <w:r>
+              <w:t xml:space="preserve"> </w:t>
+            </w:r>
           </w:p>
         </w:tc>
       </w:tr>
@@ -974,7 +1114,6 @@
         <w:pStyle w:val="Heading1"/>
       </w:pPr>
       <w:r>
-        <w:lastRenderedPageBreak/>
         <w:t>Image Editing Software</w:t>
       </w:r>
     </w:p>
@@ -1090,6 +1229,9 @@
               <w:ind w:left="0"/>
               <w:cnfStyle w:val="000000100000" w:firstRow="0" w:lastRow="0" w:firstColumn="0" w:lastColumn="0" w:oddVBand="0" w:evenVBand="0" w:oddHBand="1" w:evenHBand="0" w:firstRowFirstColumn="0" w:firstRowLastColumn="0" w:lastRowFirstColumn="0" w:lastRowLastColumn="0"/>
             </w:pPr>
+            <w:r>
+              <w:t>Clean and flexible interface</w:t>
+            </w:r>
           </w:p>
         </w:tc>
       </w:tr>
@@ -1117,6 +1259,9 @@
               <w:ind w:left="0"/>
               <w:cnfStyle w:val="000000000000" w:firstRow="0" w:lastRow="0" w:firstColumn="0" w:lastColumn="0" w:oddVBand="0" w:evenVBand="0" w:oddHBand="0" w:evenHBand="0" w:firstRowFirstColumn="0" w:firstRowLastColumn="0" w:lastRowFirstColumn="0" w:lastRowLastColumn="0"/>
             </w:pPr>
+            <w:r>
+              <w:t>Wrap around mode</w:t>
+            </w:r>
           </w:p>
         </w:tc>
       </w:tr>
@@ -1147,6 +1292,9 @@
               <w:ind w:left="0"/>
               <w:cnfStyle w:val="000000100000" w:firstRow="0" w:lastRow="0" w:firstColumn="0" w:lastColumn="0" w:oddVBand="0" w:evenVBand="0" w:oddHBand="1" w:evenHBand="0" w:firstRowFirstColumn="0" w:firstRowLastColumn="0" w:lastRowFirstColumn="0" w:lastRowLastColumn="0"/>
             </w:pPr>
+            <w:r>
+              <w:t>Vector and text</w:t>
+            </w:r>
           </w:p>
         </w:tc>
       </w:tr>
@@ -1212,6 +1360,9 @@
               <w:ind w:left="0"/>
               <w:cnfStyle w:val="000000100000" w:firstRow="0" w:lastRow="0" w:firstColumn="0" w:lastColumn="0" w:oddVBand="0" w:evenVBand="0" w:oddHBand="1" w:evenHBand="0" w:firstRowFirstColumn="0" w:firstRowLastColumn="0" w:lastRowFirstColumn="0" w:lastRowLastColumn="0"/>
             </w:pPr>
+            <w:r>
+              <w:t>Layers</w:t>
+            </w:r>
           </w:p>
         </w:tc>
       </w:tr>
@@ -1239,6 +1390,9 @@
               <w:ind w:left="0"/>
               <w:cnfStyle w:val="000000000000" w:firstRow="0" w:lastRow="0" w:firstColumn="0" w:lastColumn="0" w:oddVBand="0" w:evenVBand="0" w:oddHBand="0" w:evenHBand="0" w:firstRowFirstColumn="0" w:firstRowLastColumn="0" w:lastRowFirstColumn="0" w:lastRowLastColumn="0"/>
             </w:pPr>
+            <w:r>
+              <w:t>Blending modes</w:t>
+            </w:r>
           </w:p>
         </w:tc>
       </w:tr>
@@ -1257,6 +1411,14 @@
               <w:pStyle w:val="ListParagraph"/>
               <w:ind w:left="0"/>
             </w:pPr>
+            <w:r>
+              <w:t xml:space="preserve">Adobe </w:t>
+            </w:r>
+            <w:proofErr w:type="gramStart"/>
+            <w:r>
+              <w:t>photoshop</w:t>
+            </w:r>
+            <w:proofErr w:type="gramEnd"/>
           </w:p>
         </w:tc>
         <w:tc>
@@ -1269,6 +1431,14 @@
               <w:ind w:left="0"/>
               <w:cnfStyle w:val="000000100000" w:firstRow="0" w:lastRow="0" w:firstColumn="0" w:lastColumn="0" w:oddVBand="0" w:evenVBand="0" w:oddHBand="1" w:evenHBand="0" w:firstRowFirstColumn="0" w:firstRowLastColumn="0" w:lastRowFirstColumn="0" w:lastRowLastColumn="0"/>
             </w:pPr>
+            <w:proofErr w:type="spellStart"/>
+            <w:r>
+              <w:t>Stlylised</w:t>
+            </w:r>
+            <w:proofErr w:type="spellEnd"/>
+            <w:r>
+              <w:t xml:space="preserve"> text</w:t>
+            </w:r>
           </w:p>
         </w:tc>
       </w:tr>
@@ -1296,6 +1466,9 @@
               <w:ind w:left="0"/>
               <w:cnfStyle w:val="000000000000" w:firstRow="0" w:lastRow="0" w:firstColumn="0" w:lastColumn="0" w:oddVBand="0" w:evenVBand="0" w:oddHBand="0" w:evenHBand="0" w:firstRowFirstColumn="0" w:firstRowLastColumn="0" w:lastRowFirstColumn="0" w:lastRowLastColumn="0"/>
             </w:pPr>
+            <w:r>
+              <w:t>Combine pictures</w:t>
+            </w:r>
           </w:p>
         </w:tc>
       </w:tr>
@@ -1326,6 +1499,9 @@
               <w:ind w:left="0"/>
               <w:cnfStyle w:val="000000100000" w:firstRow="0" w:lastRow="0" w:firstColumn="0" w:lastColumn="0" w:oddVBand="0" w:evenVBand="0" w:oddHBand="1" w:evenHBand="0" w:firstRowFirstColumn="0" w:firstRowLastColumn="0" w:lastRowFirstColumn="0" w:lastRowLastColumn="0"/>
             </w:pPr>
+            <w:r>
+              <w:t>Change any colour of an object</w:t>
+            </w:r>
           </w:p>
         </w:tc>
       </w:tr>
@@ -1420,6 +1596,9 @@
             <w:pPr>
               <w:cnfStyle w:val="000000100000" w:firstRow="0" w:lastRow="0" w:firstColumn="0" w:lastColumn="0" w:oddVBand="0" w:evenVBand="0" w:oddHBand="1" w:evenHBand="0" w:firstRowFirstColumn="0" w:firstRowLastColumn="0" w:lastRowFirstColumn="0" w:lastRowLastColumn="0"/>
             </w:pPr>
+            <w:r>
+              <w:t>Krita provides professional tools in a unique and customisable way.</w:t>
+            </w:r>
           </w:p>
         </w:tc>
       </w:tr>
@@ -1447,19 +1626,11 @@
             </w:pPr>
             <w:proofErr w:type="spellStart"/>
             <w:r>
-              <w:t>Photopea’s</w:t>
+              <w:t>Photopea</w:t>
             </w:r>
             <w:proofErr w:type="spellEnd"/>
             <w:r>
-              <w:t xml:space="preserve"> unique selling point is that it’s free and </w:t>
-            </w:r>
-            <w:proofErr w:type="gramStart"/>
-            <w:r>
-              <w:t>online, and</w:t>
-            </w:r>
-            <w:proofErr w:type="gramEnd"/>
-            <w:r>
-              <w:t xml:space="preserve"> doesn’t need a download.</w:t>
+              <w:t xml:space="preserve"> is free to use and does not require a download in anyway</w:t>
             </w:r>
           </w:p>
         </w:tc>
@@ -1473,7 +1644,16 @@
             <w:cnfStyle w:val="001000000000" w:firstRow="0" w:lastRow="0" w:firstColumn="1" w:lastColumn="0" w:oddVBand="0" w:evenVBand="0" w:oddHBand="0" w:evenHBand="0" w:firstRowFirstColumn="0" w:firstRowLastColumn="0" w:lastRowFirstColumn="0" w:lastRowLastColumn="0"/>
             <w:tcW w:w="2263" w:type="dxa"/>
           </w:tcPr>
-          <w:p/>
+          <w:p>
+            <w:r>
+              <w:t xml:space="preserve">Adobe </w:t>
+            </w:r>
+            <w:proofErr w:type="gramStart"/>
+            <w:r>
+              <w:t>photoshop</w:t>
+            </w:r>
+            <w:proofErr w:type="gramEnd"/>
+          </w:p>
         </w:tc>
         <w:tc>
           <w:tcPr>
@@ -1483,6 +1663,17 @@
             <w:pPr>
               <w:cnfStyle w:val="000000100000" w:firstRow="0" w:lastRow="0" w:firstColumn="0" w:lastColumn="0" w:oddVBand="0" w:evenVBand="0" w:oddHBand="1" w:evenHBand="0" w:firstRowFirstColumn="0" w:firstRowLastColumn="0" w:lastRowFirstColumn="0" w:lastRowLastColumn="0"/>
             </w:pPr>
+            <w:r>
+              <w:t xml:space="preserve">Adobe </w:t>
+            </w:r>
+            <w:proofErr w:type="spellStart"/>
+            <w:r>
+              <w:t>photosop</w:t>
+            </w:r>
+            <w:proofErr w:type="spellEnd"/>
+            <w:r>
+              <w:t xml:space="preserve"> hosts industry standard image editing software as well as generative AI.</w:t>
+            </w:r>
           </w:p>
         </w:tc>
       </w:tr>
@@ -1515,6 +1706,306 @@
         <w:br/>
         <w:t>Identify at least 2 different sources for each engine.</w:t>
       </w:r>
+    </w:p>
+    <w:tbl>
+      <w:tblPr>
+        <w:tblStyle w:val="GridTable4-Accent1"/>
+        <w:tblW w:w="0" w:type="auto"/>
+        <w:tblLook w:val="04A0" w:firstRow="1" w:lastRow="0" w:firstColumn="1" w:lastColumn="0" w:noHBand="0" w:noVBand="1"/>
+      </w:tblPr>
+      <w:tblGrid>
+        <w:gridCol w:w="1382"/>
+        <w:gridCol w:w="7634"/>
+      </w:tblGrid>
+      <w:tr>
+        <w:trPr>
+          <w:cnfStyle w:val="100000000000" w:firstRow="1" w:lastRow="0" w:firstColumn="0" w:lastColumn="0" w:oddVBand="0" w:evenVBand="0" w:oddHBand="0" w:evenHBand="0" w:firstRowFirstColumn="0" w:firstRowLastColumn="0" w:lastRowFirstColumn="0" w:lastRowLastColumn="0"/>
+        </w:trPr>
+        <w:tc>
+          <w:tcPr>
+            <w:cnfStyle w:val="001000000000" w:firstRow="0" w:lastRow="0" w:firstColumn="1" w:lastColumn="0" w:oddVBand="0" w:evenVBand="0" w:oddHBand="0" w:evenHBand="0" w:firstRowFirstColumn="0" w:firstRowLastColumn="0" w:lastRowFirstColumn="0" w:lastRowLastColumn="0"/>
+            <w:tcW w:w="2263" w:type="dxa"/>
+          </w:tcPr>
+          <w:p>
+            <w:r>
+              <w:t>Image Editing Software</w:t>
+            </w:r>
+          </w:p>
+        </w:tc>
+        <w:tc>
+          <w:tcPr>
+            <w:tcW w:w="6753" w:type="dxa"/>
+          </w:tcPr>
+          <w:p>
+            <w:pPr>
+              <w:cnfStyle w:val="100000000000" w:firstRow="1" w:lastRow="0" w:firstColumn="0" w:lastColumn="0" w:oddVBand="0" w:evenVBand="0" w:oddHBand="0" w:evenHBand="0" w:firstRowFirstColumn="0" w:firstRowLastColumn="0" w:lastRowFirstColumn="0" w:lastRowLastColumn="0"/>
+            </w:pPr>
+            <w:r>
+              <w:t>Sources of Information</w:t>
+            </w:r>
+          </w:p>
+        </w:tc>
+      </w:tr>
+      <w:tr>
+        <w:trPr>
+          <w:cnfStyle w:val="000000100000" w:firstRow="0" w:lastRow="0" w:firstColumn="0" w:lastColumn="0" w:oddVBand="0" w:evenVBand="0" w:oddHBand="1" w:evenHBand="0" w:firstRowFirstColumn="0" w:firstRowLastColumn="0" w:lastRowFirstColumn="0" w:lastRowLastColumn="0"/>
+        </w:trPr>
+        <w:tc>
+          <w:tcPr>
+            <w:cnfStyle w:val="001000000000" w:firstRow="0" w:lastRow="0" w:firstColumn="1" w:lastColumn="0" w:oddVBand="0" w:evenVBand="0" w:oddHBand="0" w:evenHBand="0" w:firstRowFirstColumn="0" w:firstRowLastColumn="0" w:lastRowFirstColumn="0" w:lastRowLastColumn="0"/>
+            <w:tcW w:w="2263" w:type="dxa"/>
+            <w:vMerge w:val="restart"/>
+          </w:tcPr>
+          <w:p>
+            <w:r>
+              <w:t>Krita</w:t>
+            </w:r>
+          </w:p>
+        </w:tc>
+        <w:tc>
+          <w:tcPr>
+            <w:tcW w:w="6753" w:type="dxa"/>
+          </w:tcPr>
+          <w:p>
+            <w:pPr>
+              <w:cnfStyle w:val="000000100000" w:firstRow="0" w:lastRow="0" w:firstColumn="0" w:lastColumn="0" w:oddVBand="0" w:evenVBand="0" w:oddHBand="1" w:evenHBand="0" w:firstRowFirstColumn="0" w:firstRowLastColumn="0" w:lastRowFirstColumn="0" w:lastRowLastColumn="0"/>
+            </w:pPr>
+            <w:hyperlink r:id="rId14" w:history="1">
+              <w:r>
+                <w:rPr>
+                  <w:rStyle w:val="Hyperlink"/>
+                </w:rPr>
+                <w:t>Krita | Digital Painting. Creative Freedom.</w:t>
+              </w:r>
+            </w:hyperlink>
+          </w:p>
+        </w:tc>
+      </w:tr>
+      <w:tr>
+        <w:tc>
+          <w:tcPr>
+            <w:cnfStyle w:val="001000000000" w:firstRow="0" w:lastRow="0" w:firstColumn="1" w:lastColumn="0" w:oddVBand="0" w:evenVBand="0" w:oddHBand="0" w:evenHBand="0" w:firstRowFirstColumn="0" w:firstRowLastColumn="0" w:lastRowFirstColumn="0" w:lastRowLastColumn="0"/>
+            <w:tcW w:w="2263" w:type="dxa"/>
+            <w:vMerge/>
+          </w:tcPr>
+          <w:p/>
+        </w:tc>
+        <w:tc>
+          <w:tcPr>
+            <w:tcW w:w="6753" w:type="dxa"/>
+          </w:tcPr>
+          <w:p>
+            <w:pPr>
+              <w:cnfStyle w:val="000000000000" w:firstRow="0" w:lastRow="0" w:firstColumn="0" w:lastColumn="0" w:oddVBand="0" w:evenVBand="0" w:oddHBand="0" w:evenHBand="0" w:firstRowFirstColumn="0" w:firstRowLastColumn="0" w:lastRowFirstColumn="0" w:lastRowLastColumn="0"/>
+            </w:pPr>
+            <w:hyperlink r:id="rId15" w:history="1">
+              <w:r>
+                <w:rPr>
+                  <w:rStyle w:val="Hyperlink"/>
+                </w:rPr>
+                <w:t>Krita Artists - Krita community forum</w:t>
+              </w:r>
+            </w:hyperlink>
+          </w:p>
+        </w:tc>
+      </w:tr>
+      <w:tr>
+        <w:trPr>
+          <w:cnfStyle w:val="000000100000" w:firstRow="0" w:lastRow="0" w:firstColumn="0" w:lastColumn="0" w:oddVBand="0" w:evenVBand="0" w:oddHBand="1" w:evenHBand="0" w:firstRowFirstColumn="0" w:firstRowLastColumn="0" w:lastRowFirstColumn="0" w:lastRowLastColumn="0"/>
+        </w:trPr>
+        <w:tc>
+          <w:tcPr>
+            <w:cnfStyle w:val="001000000000" w:firstRow="0" w:lastRow="0" w:firstColumn="1" w:lastColumn="0" w:oddVBand="0" w:evenVBand="0" w:oddHBand="0" w:evenHBand="0" w:firstRowFirstColumn="0" w:firstRowLastColumn="0" w:lastRowFirstColumn="0" w:lastRowLastColumn="0"/>
+            <w:tcW w:w="2263" w:type="dxa"/>
+            <w:vMerge w:val="restart"/>
+            <w:shd w:val="clear" w:color="auto" w:fill="FFFFFF" w:themeFill="background1"/>
+          </w:tcPr>
+          <w:p>
+            <w:proofErr w:type="spellStart"/>
+            <w:r>
+              <w:t>photopea</w:t>
+            </w:r>
+            <w:proofErr w:type="spellEnd"/>
+          </w:p>
+        </w:tc>
+        <w:tc>
+          <w:tcPr>
+            <w:tcW w:w="6753" w:type="dxa"/>
+          </w:tcPr>
+          <w:p>
+            <w:pPr>
+              <w:cnfStyle w:val="000000100000" w:firstRow="0" w:lastRow="0" w:firstColumn="0" w:lastColumn="0" w:oddVBand="0" w:evenVBand="0" w:oddHBand="1" w:evenHBand="0" w:firstRowFirstColumn="0" w:firstRowLastColumn="0" w:lastRowFirstColumn="0" w:lastRowLastColumn="0"/>
+            </w:pPr>
+            <w:hyperlink r:id="rId16" w:history="1">
+              <w:proofErr w:type="spellStart"/>
+              <w:r>
+                <w:rPr>
+                  <w:rStyle w:val="Hyperlink"/>
+                </w:rPr>
+                <w:t>Photopea</w:t>
+              </w:r>
+              <w:proofErr w:type="spellEnd"/>
+              <w:r>
+                <w:rPr>
+                  <w:rStyle w:val="Hyperlink"/>
+                </w:rPr>
+                <w:t xml:space="preserve"> - Introduction</w:t>
+              </w:r>
+            </w:hyperlink>
+          </w:p>
+        </w:tc>
+      </w:tr>
+      <w:tr>
+        <w:tc>
+          <w:tcPr>
+            <w:cnfStyle w:val="001000000000" w:firstRow="0" w:lastRow="0" w:firstColumn="1" w:lastColumn="0" w:oddVBand="0" w:evenVBand="0" w:oddHBand="0" w:evenHBand="0" w:firstRowFirstColumn="0" w:firstRowLastColumn="0" w:lastRowFirstColumn="0" w:lastRowLastColumn="0"/>
+            <w:tcW w:w="2263" w:type="dxa"/>
+            <w:vMerge/>
+            <w:shd w:val="clear" w:color="auto" w:fill="FFFFFF" w:themeFill="background1"/>
+          </w:tcPr>
+          <w:p/>
+        </w:tc>
+        <w:tc>
+          <w:tcPr>
+            <w:tcW w:w="6753" w:type="dxa"/>
+          </w:tcPr>
+          <w:p>
+            <w:pPr>
+              <w:cnfStyle w:val="000000000000" w:firstRow="0" w:lastRow="0" w:firstColumn="0" w:lastColumn="0" w:oddVBand="0" w:evenVBand="0" w:oddHBand="0" w:evenHBand="0" w:firstRowFirstColumn="0" w:firstRowLastColumn="0" w:lastRowFirstColumn="0" w:lastRowLastColumn="0"/>
+            </w:pPr>
+            <w:hyperlink r:id="rId17" w:history="1">
+              <w:r>
+                <w:rPr>
+                  <w:rStyle w:val="Hyperlink"/>
+                </w:rPr>
+                <w:t>https://www.youtube.com/playlist?list=PLO3K3VFvlU6D1KgYzMtAyFEBR3mkxl9Yw</w:t>
+              </w:r>
+            </w:hyperlink>
+            <w:r>
+              <w:t xml:space="preserve"> </w:t>
+            </w:r>
+          </w:p>
+        </w:tc>
+      </w:tr>
+      <w:tr>
+        <w:trPr>
+          <w:cnfStyle w:val="000000100000" w:firstRow="0" w:lastRow="0" w:firstColumn="0" w:lastColumn="0" w:oddVBand="0" w:evenVBand="0" w:oddHBand="1" w:evenHBand="0" w:firstRowFirstColumn="0" w:firstRowLastColumn="0" w:lastRowFirstColumn="0" w:lastRowLastColumn="0"/>
+        </w:trPr>
+        <w:tc>
+          <w:tcPr>
+            <w:cnfStyle w:val="001000000000" w:firstRow="0" w:lastRow="0" w:firstColumn="1" w:lastColumn="0" w:oddVBand="0" w:evenVBand="0" w:oddHBand="0" w:evenHBand="0" w:firstRowFirstColumn="0" w:firstRowLastColumn="0" w:lastRowFirstColumn="0" w:lastRowLastColumn="0"/>
+            <w:tcW w:w="2263" w:type="dxa"/>
+            <w:vMerge w:val="restart"/>
+          </w:tcPr>
+          <w:p>
+            <w:r>
+              <w:t xml:space="preserve">Adobe </w:t>
+            </w:r>
+            <w:proofErr w:type="gramStart"/>
+            <w:r>
+              <w:t>photoshop</w:t>
+            </w:r>
+            <w:proofErr w:type="gramEnd"/>
+          </w:p>
+        </w:tc>
+        <w:tc>
+          <w:tcPr>
+            <w:tcW w:w="6753" w:type="dxa"/>
+          </w:tcPr>
+          <w:p>
+            <w:pPr>
+              <w:cnfStyle w:val="000000100000" w:firstRow="0" w:lastRow="0" w:firstColumn="0" w:lastColumn="0" w:oddVBand="0" w:evenVBand="0" w:oddHBand="1" w:evenHBand="0" w:firstRowFirstColumn="0" w:firstRowLastColumn="0" w:lastRowFirstColumn="0" w:lastRowLastColumn="0"/>
+            </w:pPr>
+            <w:hyperlink r:id="rId18" w:history="1">
+              <w:r>
+                <w:rPr>
+                  <w:rStyle w:val="Hyperlink"/>
+                </w:rPr>
+                <w:t>Explore New Features in Photoshop | Adobe | Adobe Australia</w:t>
+              </w:r>
+            </w:hyperlink>
+          </w:p>
+        </w:tc>
+      </w:tr>
+      <w:tr>
+        <w:tc>
+          <w:tcPr>
+            <w:cnfStyle w:val="001000000000" w:firstRow="0" w:lastRow="0" w:firstColumn="1" w:lastColumn="0" w:oddVBand="0" w:evenVBand="0" w:oddHBand="0" w:evenHBand="0" w:firstRowFirstColumn="0" w:firstRowLastColumn="0" w:lastRowFirstColumn="0" w:lastRowLastColumn="0"/>
+            <w:tcW w:w="2263" w:type="dxa"/>
+            <w:vMerge/>
+          </w:tcPr>
+          <w:p/>
+        </w:tc>
+        <w:tc>
+          <w:tcPr>
+            <w:tcW w:w="6753" w:type="dxa"/>
+          </w:tcPr>
+          <w:p>
+            <w:pPr>
+              <w:cnfStyle w:val="000000000000" w:firstRow="0" w:lastRow="0" w:firstColumn="0" w:lastColumn="0" w:oddVBand="0" w:evenVBand="0" w:oddHBand="0" w:evenHBand="0" w:firstRowFirstColumn="0" w:firstRowLastColumn="0" w:lastRowFirstColumn="0" w:lastRowLastColumn="0"/>
+            </w:pPr>
+            <w:hyperlink r:id="rId19" w:history="1">
+              <w:r>
+                <w:rPr>
+                  <w:rStyle w:val="Hyperlink"/>
+                </w:rPr>
+                <w:t>https://www.youtube.com/@Photoshop</w:t>
+              </w:r>
+            </w:hyperlink>
+            <w:r>
+              <w:t xml:space="preserve"> </w:t>
+            </w:r>
+          </w:p>
+        </w:tc>
+      </w:tr>
+    </w:tbl>
+    <w:p>
+      <w:pPr>
+        <w:pStyle w:val="Heading1"/>
+      </w:pPr>
+      <w:r>
+        <w:lastRenderedPageBreak/>
+        <w:t>Audio Software</w:t>
+      </w:r>
+    </w:p>
+    <w:p>
+      <w:pPr>
+        <w:pStyle w:val="ListParagraph"/>
+        <w:numPr>
+          <w:ilvl w:val="0"/>
+          <w:numId w:val="4"/>
+        </w:numPr>
+      </w:pPr>
+      <w:r>
+        <w:t>Identify 3 different programs used for editing audio.</w:t>
+      </w:r>
+      <w:r>
+        <w:br/>
+        <w:t xml:space="preserve">These may be PC applications, web services, or mobile apps. </w:t>
+      </w:r>
+      <w:r>
+        <w:br/>
+        <w:t>Research each program and provide a list of features (at least 3) for each.</w:t>
+      </w:r>
+    </w:p>
+    <w:p>
+      <w:pPr>
+        <w:pStyle w:val="ListParagraph"/>
+      </w:pPr>
+      <w:r>
+        <w:t xml:space="preserve">One of these programs must be </w:t>
+      </w:r>
+      <w:r>
+        <w:t>Audacity</w:t>
+      </w:r>
+      <w:r>
+        <w:t>.</w:t>
+      </w:r>
+    </w:p>
+    <w:p>
+      <w:pPr>
+        <w:pStyle w:val="ListParagraph"/>
+      </w:pPr>
     </w:p>
     <w:tbl>
       <w:tblPr>
@@ -1536,21 +2027,27 @@
             <w:tcW w:w="2263" w:type="dxa"/>
           </w:tcPr>
           <w:p>
-            <w:r>
-              <w:t>Image Editing Software</w:t>
-            </w:r>
-          </w:p>
-        </w:tc>
-        <w:tc>
-          <w:tcPr>
-            <w:tcW w:w="6753" w:type="dxa"/>
-          </w:tcPr>
-          <w:p>
-            <w:pPr>
+            <w:pPr>
+              <w:pStyle w:val="ListParagraph"/>
+              <w:ind w:left="0"/>
+            </w:pPr>
+            <w:r>
+              <w:t>Audio Editing Software</w:t>
+            </w:r>
+          </w:p>
+        </w:tc>
+        <w:tc>
+          <w:tcPr>
+            <w:tcW w:w="6753" w:type="dxa"/>
+          </w:tcPr>
+          <w:p>
+            <w:pPr>
+              <w:pStyle w:val="ListParagraph"/>
+              <w:ind w:left="0"/>
               <w:cnfStyle w:val="100000000000" w:firstRow="1" w:lastRow="0" w:firstColumn="0" w:lastColumn="0" w:oddVBand="0" w:evenVBand="0" w:oddHBand="0" w:evenHBand="0" w:firstRowFirstColumn="0" w:firstRowLastColumn="0" w:lastRowFirstColumn="0" w:lastRowLastColumn="0"/>
             </w:pPr>
             <w:r>
-              <w:t>Sources of Information</w:t>
+              <w:t>Features</w:t>
             </w:r>
           </w:p>
         </w:tc>
@@ -1566,19 +2063,28 @@
             <w:vMerge w:val="restart"/>
           </w:tcPr>
           <w:p>
-            <w:r>
-              <w:t>Krita</w:t>
-            </w:r>
-          </w:p>
-        </w:tc>
-        <w:tc>
-          <w:tcPr>
-            <w:tcW w:w="6753" w:type="dxa"/>
-          </w:tcPr>
-          <w:p>
-            <w:pPr>
+            <w:pPr>
+              <w:pStyle w:val="ListParagraph"/>
+              <w:ind w:left="0"/>
+            </w:pPr>
+            <w:r>
+              <w:t>Audacity</w:t>
+            </w:r>
+          </w:p>
+        </w:tc>
+        <w:tc>
+          <w:tcPr>
+            <w:tcW w:w="6753" w:type="dxa"/>
+          </w:tcPr>
+          <w:p>
+            <w:pPr>
+              <w:pStyle w:val="ListParagraph"/>
+              <w:ind w:left="0"/>
               <w:cnfStyle w:val="000000100000" w:firstRow="0" w:lastRow="0" w:firstColumn="0" w:lastColumn="0" w:oddVBand="0" w:evenVBand="0" w:oddHBand="1" w:evenHBand="0" w:firstRowFirstColumn="0" w:firstRowLastColumn="0" w:lastRowFirstColumn="0" w:lastRowLastColumn="0"/>
             </w:pPr>
+            <w:r>
+              <w:t>Pitch shifter</w:t>
+            </w:r>
           </w:p>
         </w:tc>
       </w:tr>
@@ -1589,16 +2095,26 @@
             <w:tcW w:w="2263" w:type="dxa"/>
             <w:vMerge/>
           </w:tcPr>
-          <w:p/>
-        </w:tc>
-        <w:tc>
-          <w:tcPr>
-            <w:tcW w:w="6753" w:type="dxa"/>
-          </w:tcPr>
-          <w:p>
-            <w:pPr>
+          <w:p>
+            <w:pPr>
+              <w:pStyle w:val="ListParagraph"/>
+              <w:ind w:left="0"/>
+            </w:pPr>
+          </w:p>
+        </w:tc>
+        <w:tc>
+          <w:tcPr>
+            <w:tcW w:w="6753" w:type="dxa"/>
+          </w:tcPr>
+          <w:p>
+            <w:pPr>
+              <w:pStyle w:val="ListParagraph"/>
+              <w:ind w:left="0"/>
               <w:cnfStyle w:val="000000000000" w:firstRow="0" w:lastRow="0" w:firstColumn="0" w:lastColumn="0" w:oddVBand="0" w:evenVBand="0" w:oddHBand="0" w:evenHBand="0" w:firstRowFirstColumn="0" w:firstRowLastColumn="0" w:lastRowFirstColumn="0" w:lastRowLastColumn="0"/>
             </w:pPr>
+            <w:r>
+              <w:t>Noise reduction</w:t>
+            </w:r>
           </w:p>
         </w:tc>
       </w:tr>
@@ -1610,40 +2126,61 @@
           <w:tcPr>
             <w:cnfStyle w:val="001000000000" w:firstRow="0" w:lastRow="0" w:firstColumn="1" w:lastColumn="0" w:oddVBand="0" w:evenVBand="0" w:oddHBand="0" w:evenHBand="0" w:firstRowFirstColumn="0" w:firstRowLastColumn="0" w:lastRowFirstColumn="0" w:lastRowLastColumn="0"/>
             <w:tcW w:w="2263" w:type="dxa"/>
+            <w:vMerge/>
+          </w:tcPr>
+          <w:p>
+            <w:pPr>
+              <w:pStyle w:val="ListParagraph"/>
+              <w:ind w:left="0"/>
+            </w:pPr>
+          </w:p>
+        </w:tc>
+        <w:tc>
+          <w:tcPr>
+            <w:tcW w:w="6753" w:type="dxa"/>
+          </w:tcPr>
+          <w:p>
+            <w:pPr>
+              <w:pStyle w:val="ListParagraph"/>
+              <w:ind w:left="0"/>
+              <w:cnfStyle w:val="000000100000" w:firstRow="0" w:lastRow="0" w:firstColumn="0" w:lastColumn="0" w:oddVBand="0" w:evenVBand="0" w:oddHBand="1" w:evenHBand="0" w:firstRowFirstColumn="0" w:firstRowLastColumn="0" w:lastRowFirstColumn="0" w:lastRowLastColumn="0"/>
+            </w:pPr>
+            <w:r>
+              <w:t>Vocal remover</w:t>
+            </w:r>
+          </w:p>
+        </w:tc>
+      </w:tr>
+      <w:tr>
+        <w:tc>
+          <w:tcPr>
+            <w:cnfStyle w:val="001000000000" w:firstRow="0" w:lastRow="0" w:firstColumn="1" w:lastColumn="0" w:oddVBand="0" w:evenVBand="0" w:oddHBand="0" w:evenHBand="0" w:firstRowFirstColumn="0" w:firstRowLastColumn="0" w:lastRowFirstColumn="0" w:lastRowLastColumn="0"/>
+            <w:tcW w:w="2263" w:type="dxa"/>
             <w:vMerge w:val="restart"/>
-            <w:shd w:val="clear" w:color="auto" w:fill="FFFFFF" w:themeFill="background1"/>
-          </w:tcPr>
-          <w:p/>
-        </w:tc>
-        <w:tc>
-          <w:tcPr>
-            <w:tcW w:w="6753" w:type="dxa"/>
-          </w:tcPr>
-          <w:p>
-            <w:pPr>
-              <w:cnfStyle w:val="000000100000" w:firstRow="0" w:lastRow="0" w:firstColumn="0" w:lastColumn="0" w:oddVBand="0" w:evenVBand="0" w:oddHBand="1" w:evenHBand="0" w:firstRowFirstColumn="0" w:firstRowLastColumn="0" w:lastRowFirstColumn="0" w:lastRowLastColumn="0"/>
-            </w:pPr>
-          </w:p>
-        </w:tc>
-      </w:tr>
-      <w:tr>
-        <w:tc>
-          <w:tcPr>
-            <w:cnfStyle w:val="001000000000" w:firstRow="0" w:lastRow="0" w:firstColumn="1" w:lastColumn="0" w:oddVBand="0" w:evenVBand="0" w:oddHBand="0" w:evenHBand="0" w:firstRowFirstColumn="0" w:firstRowLastColumn="0" w:lastRowFirstColumn="0" w:lastRowLastColumn="0"/>
-            <w:tcW w:w="2263" w:type="dxa"/>
-            <w:vMerge/>
-            <w:shd w:val="clear" w:color="auto" w:fill="FFFFFF" w:themeFill="background1"/>
-          </w:tcPr>
-          <w:p/>
-        </w:tc>
-        <w:tc>
-          <w:tcPr>
-            <w:tcW w:w="6753" w:type="dxa"/>
-          </w:tcPr>
-          <w:p>
-            <w:pPr>
+          </w:tcPr>
+          <w:p>
+            <w:pPr>
+              <w:pStyle w:val="ListParagraph"/>
+              <w:ind w:left="0"/>
+            </w:pPr>
+            <w:r>
+              <w:t>Adobe Audition</w:t>
+            </w:r>
+          </w:p>
+        </w:tc>
+        <w:tc>
+          <w:tcPr>
+            <w:tcW w:w="6753" w:type="dxa"/>
+          </w:tcPr>
+          <w:p>
+            <w:pPr>
+              <w:pStyle w:val="ListParagraph"/>
+              <w:ind w:left="0"/>
               <w:cnfStyle w:val="000000000000" w:firstRow="0" w:lastRow="0" w:firstColumn="0" w:lastColumn="0" w:oddVBand="0" w:evenVBand="0" w:oddHBand="0" w:evenHBand="0" w:firstRowFirstColumn="0" w:firstRowLastColumn="0" w:lastRowFirstColumn="0" w:lastRowLastColumn="0"/>
             </w:pPr>
+            <w:r>
+              <w:t>Royalty free sound effects</w:t>
+            </w:r>
           </w:p>
         </w:tc>
       </w:tr>
@@ -1655,18 +2192,94 @@
           <w:tcPr>
             <w:cnfStyle w:val="001000000000" w:firstRow="0" w:lastRow="0" w:firstColumn="1" w:lastColumn="0" w:oddVBand="0" w:evenVBand="0" w:oddHBand="0" w:evenHBand="0" w:firstRowFirstColumn="0" w:firstRowLastColumn="0" w:lastRowFirstColumn="0" w:lastRowLastColumn="0"/>
             <w:tcW w:w="2263" w:type="dxa"/>
+            <w:vMerge/>
+          </w:tcPr>
+          <w:p>
+            <w:pPr>
+              <w:pStyle w:val="ListParagraph"/>
+              <w:ind w:left="0"/>
+            </w:pPr>
+          </w:p>
+        </w:tc>
+        <w:tc>
+          <w:tcPr>
+            <w:tcW w:w="6753" w:type="dxa"/>
+          </w:tcPr>
+          <w:p>
+            <w:pPr>
+              <w:pStyle w:val="ListParagraph"/>
+              <w:ind w:left="0"/>
+              <w:cnfStyle w:val="000000100000" w:firstRow="0" w:lastRow="0" w:firstColumn="0" w:lastColumn="0" w:oddVBand="0" w:evenVBand="0" w:oddHBand="1" w:evenHBand="0" w:firstRowFirstColumn="0" w:firstRowLastColumn="0" w:lastRowFirstColumn="0" w:lastRowLastColumn="0"/>
+            </w:pPr>
+            <w:r>
+              <w:t>Impressive texture adders</w:t>
+            </w:r>
+          </w:p>
+        </w:tc>
+      </w:tr>
+      <w:tr>
+        <w:tc>
+          <w:tcPr>
+            <w:cnfStyle w:val="001000000000" w:firstRow="0" w:lastRow="0" w:firstColumn="1" w:lastColumn="0" w:oddVBand="0" w:evenVBand="0" w:oddHBand="0" w:evenHBand="0" w:firstRowFirstColumn="0" w:firstRowLastColumn="0" w:lastRowFirstColumn="0" w:lastRowLastColumn="0"/>
+            <w:tcW w:w="2263" w:type="dxa"/>
+            <w:vMerge/>
+          </w:tcPr>
+          <w:p>
+            <w:pPr>
+              <w:pStyle w:val="ListParagraph"/>
+              <w:ind w:left="0"/>
+            </w:pPr>
+          </w:p>
+        </w:tc>
+        <w:tc>
+          <w:tcPr>
+            <w:tcW w:w="6753" w:type="dxa"/>
+          </w:tcPr>
+          <w:p>
+            <w:pPr>
+              <w:pStyle w:val="ListParagraph"/>
+              <w:ind w:left="0"/>
+              <w:cnfStyle w:val="000000000000" w:firstRow="0" w:lastRow="0" w:firstColumn="0" w:lastColumn="0" w:oddVBand="0" w:evenVBand="0" w:oddHBand="0" w:evenHBand="0" w:firstRowFirstColumn="0" w:firstRowLastColumn="0" w:lastRowFirstColumn="0" w:lastRowLastColumn="0"/>
+            </w:pPr>
+            <w:r>
+              <w:t>Eliminate white noise</w:t>
+            </w:r>
+          </w:p>
+        </w:tc>
+      </w:tr>
+      <w:tr>
+        <w:trPr>
+          <w:cnfStyle w:val="000000100000" w:firstRow="0" w:lastRow="0" w:firstColumn="0" w:lastColumn="0" w:oddVBand="0" w:evenVBand="0" w:oddHBand="1" w:evenHBand="0" w:firstRowFirstColumn="0" w:firstRowLastColumn="0" w:lastRowFirstColumn="0" w:lastRowLastColumn="0"/>
+        </w:trPr>
+        <w:tc>
+          <w:tcPr>
+            <w:cnfStyle w:val="001000000000" w:firstRow="0" w:lastRow="0" w:firstColumn="1" w:lastColumn="0" w:oddVBand="0" w:evenVBand="0" w:oddHBand="0" w:evenHBand="0" w:firstRowFirstColumn="0" w:firstRowLastColumn="0" w:lastRowFirstColumn="0" w:lastRowLastColumn="0"/>
+            <w:tcW w:w="2263" w:type="dxa"/>
             <w:vMerge w:val="restart"/>
           </w:tcPr>
-          <w:p/>
-        </w:tc>
-        <w:tc>
-          <w:tcPr>
-            <w:tcW w:w="6753" w:type="dxa"/>
-          </w:tcPr>
-          <w:p>
-            <w:pPr>
+          <w:p>
+            <w:pPr>
+              <w:pStyle w:val="ListParagraph"/>
+              <w:ind w:left="0"/>
+            </w:pPr>
+            <w:r>
+              <w:t>FL studio</w:t>
+            </w:r>
+          </w:p>
+        </w:tc>
+        <w:tc>
+          <w:tcPr>
+            <w:tcW w:w="6753" w:type="dxa"/>
+          </w:tcPr>
+          <w:p>
+            <w:pPr>
+              <w:pStyle w:val="ListParagraph"/>
+              <w:ind w:left="0"/>
               <w:cnfStyle w:val="000000100000" w:firstRow="0" w:lastRow="0" w:firstColumn="0" w:lastColumn="0" w:oddVBand="0" w:evenVBand="0" w:oddHBand="1" w:evenHBand="0" w:firstRowFirstColumn="0" w:firstRowLastColumn="0" w:lastRowFirstColumn="0" w:lastRowLastColumn="0"/>
             </w:pPr>
+            <w:r>
+              <w:t>FLEX</w:t>
+            </w:r>
           </w:p>
         </w:tc>
       </w:tr>
@@ -1677,28 +2290,64 @@
             <w:tcW w:w="2263" w:type="dxa"/>
             <w:vMerge/>
           </w:tcPr>
-          <w:p/>
-        </w:tc>
-        <w:tc>
-          <w:tcPr>
-            <w:tcW w:w="6753" w:type="dxa"/>
-          </w:tcPr>
-          <w:p>
-            <w:pPr>
+          <w:p>
+            <w:pPr>
+              <w:pStyle w:val="ListParagraph"/>
+              <w:ind w:left="0"/>
+            </w:pPr>
+          </w:p>
+        </w:tc>
+        <w:tc>
+          <w:tcPr>
+            <w:tcW w:w="6753" w:type="dxa"/>
+          </w:tcPr>
+          <w:p>
+            <w:pPr>
+              <w:pStyle w:val="ListParagraph"/>
+              <w:ind w:left="0"/>
               <w:cnfStyle w:val="000000000000" w:firstRow="0" w:lastRow="0" w:firstColumn="0" w:lastColumn="0" w:oddVBand="0" w:evenVBand="0" w:oddHBand="0" w:evenHBand="0" w:firstRowFirstColumn="0" w:firstRowLastColumn="0" w:lastRowFirstColumn="0" w:lastRowLastColumn="0"/>
             </w:pPr>
+            <w:r>
+              <w:t>Effects</w:t>
+            </w:r>
+          </w:p>
+        </w:tc>
+      </w:tr>
+      <w:tr>
+        <w:trPr>
+          <w:cnfStyle w:val="000000100000" w:firstRow="0" w:lastRow="0" w:firstColumn="0" w:lastColumn="0" w:oddVBand="0" w:evenVBand="0" w:oddHBand="1" w:evenHBand="0" w:firstRowFirstColumn="0" w:firstRowLastColumn="0" w:lastRowFirstColumn="0" w:lastRowLastColumn="0"/>
+        </w:trPr>
+        <w:tc>
+          <w:tcPr>
+            <w:cnfStyle w:val="001000000000" w:firstRow="0" w:lastRow="0" w:firstColumn="1" w:lastColumn="0" w:oddVBand="0" w:evenVBand="0" w:oddHBand="0" w:evenHBand="0" w:firstRowFirstColumn="0" w:firstRowLastColumn="0" w:lastRowFirstColumn="0" w:lastRowLastColumn="0"/>
+            <w:tcW w:w="2263" w:type="dxa"/>
+            <w:vMerge/>
+          </w:tcPr>
+          <w:p>
+            <w:pPr>
+              <w:pStyle w:val="ListParagraph"/>
+              <w:ind w:left="0"/>
+            </w:pPr>
+          </w:p>
+        </w:tc>
+        <w:tc>
+          <w:tcPr>
+            <w:tcW w:w="6753" w:type="dxa"/>
+          </w:tcPr>
+          <w:p>
+            <w:pPr>
+              <w:pStyle w:val="ListParagraph"/>
+              <w:ind w:left="0"/>
+              <w:cnfStyle w:val="000000100000" w:firstRow="0" w:lastRow="0" w:firstColumn="0" w:lastColumn="0" w:oddVBand="0" w:evenVBand="0" w:oddHBand="1" w:evenHBand="0" w:firstRowFirstColumn="0" w:firstRowLastColumn="0" w:lastRowFirstColumn="0" w:lastRowLastColumn="0"/>
+            </w:pPr>
+            <w:r>
+              <w:t>Deep tools</w:t>
+            </w:r>
           </w:p>
         </w:tc>
       </w:tr>
     </w:tbl>
-    <w:p>
-      <w:pPr>
-        <w:pStyle w:val="Heading1"/>
-      </w:pPr>
-      <w:r>
-        <w:t>Audio Software</w:t>
-      </w:r>
-    </w:p>
+    <w:p/>
     <w:p>
       <w:pPr>
         <w:pStyle w:val="ListParagraph"/>
@@ -1708,36 +2357,29 @@
         </w:numPr>
       </w:pPr>
       <w:r>
-        <w:lastRenderedPageBreak/>
-        <w:t>Identify 3 different programs used for editing audio.</w:t>
-      </w:r>
-      <w:r>
-        <w:br/>
-        <w:t xml:space="preserve">These may be PC applications, web services, or mobile apps. </w:t>
-      </w:r>
-      <w:r>
-        <w:br/>
-        <w:t>Research each program and provide a list of features (at least 3) for each.</w:t>
-      </w:r>
-    </w:p>
-    <w:p>
-      <w:pPr>
-        <w:pStyle w:val="ListParagraph"/>
-      </w:pPr>
-      <w:r>
-        <w:t xml:space="preserve">One of these programs must be </w:t>
-      </w:r>
-      <w:r>
-        <w:t>Audacity</w:t>
+        <w:t xml:space="preserve">Identify a unique selling point for each </w:t>
+      </w:r>
+      <w:r>
+        <w:t>audio</w:t>
+      </w:r>
+      <w:r>
+        <w:t xml:space="preserve"> editing program. This </w:t>
+      </w:r>
+      <w:r>
+        <w:t>might include</w:t>
+      </w:r>
+      <w:r>
+        <w:t xml:space="preserve"> its licensing or cost, its feature set, ease-of-use, </w:t>
+      </w:r>
+      <w:r>
+        <w:t>or something else</w:t>
       </w:r>
       <w:r>
         <w:t>.</w:t>
       </w:r>
-    </w:p>
-    <w:p>
-      <w:pPr>
-        <w:pStyle w:val="ListParagraph"/>
-      </w:pPr>
+      <w:r>
+        <w:t xml:space="preserve"> (Write one or two sentences for each program)</w:t>
+      </w:r>
     </w:p>
     <w:tbl>
       <w:tblPr>
@@ -1759,10 +2401,6 @@
             <w:tcW w:w="2263" w:type="dxa"/>
           </w:tcPr>
           <w:p>
-            <w:pPr>
-              <w:pStyle w:val="ListParagraph"/>
-              <w:ind w:left="0"/>
-            </w:pPr>
             <w:r>
               <w:t>Audio Editing Software</w:t>
             </w:r>
@@ -1774,12 +2412,10 @@
           </w:tcPr>
           <w:p>
             <w:pPr>
-              <w:pStyle w:val="ListParagraph"/>
-              <w:ind w:left="0"/>
               <w:cnfStyle w:val="100000000000" w:firstRow="1" w:lastRow="0" w:firstColumn="0" w:lastColumn="0" w:oddVBand="0" w:evenVBand="0" w:oddHBand="0" w:evenHBand="0" w:firstRowFirstColumn="0" w:firstRowLastColumn="0" w:lastRowFirstColumn="0" w:lastRowLastColumn="0"/>
             </w:pPr>
             <w:r>
-              <w:t>Features</w:t>
+              <w:t>Unique Selling Point</w:t>
             </w:r>
           </w:p>
         </w:tc>
@@ -1792,13 +2428,8 @@
           <w:tcPr>
             <w:cnfStyle w:val="001000000000" w:firstRow="0" w:lastRow="0" w:firstColumn="1" w:lastColumn="0" w:oddVBand="0" w:evenVBand="0" w:oddHBand="0" w:evenHBand="0" w:firstRowFirstColumn="0" w:firstRowLastColumn="0" w:lastRowFirstColumn="0" w:lastRowLastColumn="0"/>
             <w:tcW w:w="2263" w:type="dxa"/>
-            <w:vMerge w:val="restart"/>
-          </w:tcPr>
-          <w:p>
-            <w:pPr>
-              <w:pStyle w:val="ListParagraph"/>
-              <w:ind w:left="0"/>
-            </w:pPr>
+          </w:tcPr>
+          <w:p>
             <w:r>
               <w:t>Audacity</w:t>
             </w:r>
@@ -1810,37 +2441,47 @@
           </w:tcPr>
           <w:p>
             <w:pPr>
-              <w:pStyle w:val="ListParagraph"/>
-              <w:ind w:left="0"/>
               <w:cnfStyle w:val="000000100000" w:firstRow="0" w:lastRow="0" w:firstColumn="0" w:lastColumn="0" w:oddVBand="0" w:evenVBand="0" w:oddHBand="1" w:evenHBand="0" w:firstRowFirstColumn="0" w:firstRowLastColumn="0" w:lastRowFirstColumn="0" w:lastRowLastColumn="0"/>
             </w:pPr>
-          </w:p>
-        </w:tc>
-      </w:tr>
-      <w:tr>
-        <w:tc>
-          <w:tcPr>
-            <w:cnfStyle w:val="001000000000" w:firstRow="0" w:lastRow="0" w:firstColumn="1" w:lastColumn="0" w:oddVBand="0" w:evenVBand="0" w:oddHBand="0" w:evenHBand="0" w:firstRowFirstColumn="0" w:firstRowLastColumn="0" w:lastRowFirstColumn="0" w:lastRowLastColumn="0"/>
-            <w:tcW w:w="2263" w:type="dxa"/>
-            <w:vMerge/>
-          </w:tcPr>
-          <w:p>
-            <w:pPr>
-              <w:pStyle w:val="ListParagraph"/>
-              <w:ind w:left="0"/>
-            </w:pPr>
-          </w:p>
-        </w:tc>
-        <w:tc>
-          <w:tcPr>
-            <w:tcW w:w="6753" w:type="dxa"/>
-          </w:tcPr>
-          <w:p>
-            <w:pPr>
-              <w:pStyle w:val="ListParagraph"/>
-              <w:ind w:left="0"/>
+            <w:r>
+              <w:t>Audacity’s unique selling point is that it provides a useful and completely free software.</w:t>
+            </w:r>
+          </w:p>
+        </w:tc>
+      </w:tr>
+      <w:tr>
+        <w:tc>
+          <w:tcPr>
+            <w:cnfStyle w:val="001000000000" w:firstRow="0" w:lastRow="0" w:firstColumn="1" w:lastColumn="0" w:oddVBand="0" w:evenVBand="0" w:oddHBand="0" w:evenHBand="0" w:firstRowFirstColumn="0" w:firstRowLastColumn="0" w:lastRowFirstColumn="0" w:lastRowLastColumn="0"/>
+            <w:tcW w:w="2263" w:type="dxa"/>
+          </w:tcPr>
+          <w:p>
+            <w:r>
+              <w:t>Adobe audition</w:t>
+            </w:r>
+          </w:p>
+        </w:tc>
+        <w:tc>
+          <w:tcPr>
+            <w:tcW w:w="6753" w:type="dxa"/>
+          </w:tcPr>
+          <w:p>
+            <w:pPr>
               <w:cnfStyle w:val="000000000000" w:firstRow="0" w:lastRow="0" w:firstColumn="0" w:lastColumn="0" w:oddVBand="0" w:evenVBand="0" w:oddHBand="0" w:evenHBand="0" w:firstRowFirstColumn="0" w:firstRowLastColumn="0" w:lastRowFirstColumn="0" w:lastRowLastColumn="0"/>
             </w:pPr>
+            <w:r>
+              <w:t xml:space="preserve">Adobe audition’s unique selling point is that it is an </w:t>
+            </w:r>
+            <w:proofErr w:type="spellStart"/>
+            <w:proofErr w:type="gramStart"/>
+            <w:r>
+              <w:t>all purpose</w:t>
+            </w:r>
+            <w:proofErr w:type="spellEnd"/>
+            <w:proofErr w:type="gramEnd"/>
+            <w:r>
+              <w:t xml:space="preserve"> audio editor.</w:t>
+            </w:r>
           </w:p>
         </w:tc>
       </w:tr>
@@ -1852,258 +2493,49 @@
           <w:tcPr>
             <w:cnfStyle w:val="001000000000" w:firstRow="0" w:lastRow="0" w:firstColumn="1" w:lastColumn="0" w:oddVBand="0" w:evenVBand="0" w:oddHBand="0" w:evenHBand="0" w:firstRowFirstColumn="0" w:firstRowLastColumn="0" w:lastRowFirstColumn="0" w:lastRowLastColumn="0"/>
             <w:tcW w:w="2263" w:type="dxa"/>
-            <w:vMerge/>
-          </w:tcPr>
-          <w:p>
-            <w:pPr>
-              <w:pStyle w:val="ListParagraph"/>
-              <w:ind w:left="0"/>
-            </w:pPr>
-          </w:p>
-        </w:tc>
-        <w:tc>
-          <w:tcPr>
-            <w:tcW w:w="6753" w:type="dxa"/>
-          </w:tcPr>
-          <w:p>
-            <w:pPr>
-              <w:pStyle w:val="ListParagraph"/>
-              <w:ind w:left="0"/>
+          </w:tcPr>
+          <w:p>
+            <w:r>
+              <w:t>FL studio</w:t>
+            </w:r>
+          </w:p>
+        </w:tc>
+        <w:tc>
+          <w:tcPr>
+            <w:tcW w:w="6753" w:type="dxa"/>
+          </w:tcPr>
+          <w:p>
+            <w:pPr>
               <w:cnfStyle w:val="000000100000" w:firstRow="0" w:lastRow="0" w:firstColumn="0" w:lastColumn="0" w:oddVBand="0" w:evenVBand="0" w:oddHBand="1" w:evenHBand="0" w:firstRowFirstColumn="0" w:firstRowLastColumn="0" w:lastRowFirstColumn="0" w:lastRowLastColumn="0"/>
             </w:pPr>
-          </w:p>
-        </w:tc>
-      </w:tr>
-      <w:tr>
-        <w:tc>
-          <w:tcPr>
-            <w:cnfStyle w:val="001000000000" w:firstRow="0" w:lastRow="0" w:firstColumn="1" w:lastColumn="0" w:oddVBand="0" w:evenVBand="0" w:oddHBand="0" w:evenHBand="0" w:firstRowFirstColumn="0" w:firstRowLastColumn="0" w:lastRowFirstColumn="0" w:lastRowLastColumn="0"/>
-            <w:tcW w:w="2263" w:type="dxa"/>
-            <w:vMerge w:val="restart"/>
-          </w:tcPr>
-          <w:p>
-            <w:pPr>
-              <w:pStyle w:val="ListParagraph"/>
-              <w:ind w:left="0"/>
-            </w:pPr>
-          </w:p>
-        </w:tc>
-        <w:tc>
-          <w:tcPr>
-            <w:tcW w:w="6753" w:type="dxa"/>
-          </w:tcPr>
-          <w:p>
-            <w:pPr>
-              <w:pStyle w:val="ListParagraph"/>
-              <w:ind w:left="0"/>
-              <w:cnfStyle w:val="000000000000" w:firstRow="0" w:lastRow="0" w:firstColumn="0" w:lastColumn="0" w:oddVBand="0" w:evenVBand="0" w:oddHBand="0" w:evenHBand="0" w:firstRowFirstColumn="0" w:firstRowLastColumn="0" w:lastRowFirstColumn="0" w:lastRowLastColumn="0"/>
-            </w:pPr>
-          </w:p>
-        </w:tc>
-      </w:tr>
-      <w:tr>
-        <w:trPr>
-          <w:cnfStyle w:val="000000100000" w:firstRow="0" w:lastRow="0" w:firstColumn="0" w:lastColumn="0" w:oddVBand="0" w:evenVBand="0" w:oddHBand="1" w:evenHBand="0" w:firstRowFirstColumn="0" w:firstRowLastColumn="0" w:lastRowFirstColumn="0" w:lastRowLastColumn="0"/>
-        </w:trPr>
-        <w:tc>
-          <w:tcPr>
-            <w:cnfStyle w:val="001000000000" w:firstRow="0" w:lastRow="0" w:firstColumn="1" w:lastColumn="0" w:oddVBand="0" w:evenVBand="0" w:oddHBand="0" w:evenHBand="0" w:firstRowFirstColumn="0" w:firstRowLastColumn="0" w:lastRowFirstColumn="0" w:lastRowLastColumn="0"/>
-            <w:tcW w:w="2263" w:type="dxa"/>
-            <w:vMerge/>
-          </w:tcPr>
-          <w:p>
-            <w:pPr>
-              <w:pStyle w:val="ListParagraph"/>
-              <w:ind w:left="0"/>
-            </w:pPr>
-          </w:p>
-        </w:tc>
-        <w:tc>
-          <w:tcPr>
-            <w:tcW w:w="6753" w:type="dxa"/>
-          </w:tcPr>
-          <w:p>
-            <w:pPr>
-              <w:pStyle w:val="ListParagraph"/>
-              <w:ind w:left="0"/>
-              <w:cnfStyle w:val="000000100000" w:firstRow="0" w:lastRow="0" w:firstColumn="0" w:lastColumn="0" w:oddVBand="0" w:evenVBand="0" w:oddHBand="1" w:evenHBand="0" w:firstRowFirstColumn="0" w:firstRowLastColumn="0" w:lastRowFirstColumn="0" w:lastRowLastColumn="0"/>
-            </w:pPr>
-          </w:p>
-        </w:tc>
-      </w:tr>
-      <w:tr>
-        <w:tc>
-          <w:tcPr>
-            <w:cnfStyle w:val="001000000000" w:firstRow="0" w:lastRow="0" w:firstColumn="1" w:lastColumn="0" w:oddVBand="0" w:evenVBand="0" w:oddHBand="0" w:evenHBand="0" w:firstRowFirstColumn="0" w:firstRowLastColumn="0" w:lastRowFirstColumn="0" w:lastRowLastColumn="0"/>
-            <w:tcW w:w="2263" w:type="dxa"/>
-            <w:vMerge/>
-          </w:tcPr>
-          <w:p>
-            <w:pPr>
-              <w:pStyle w:val="ListParagraph"/>
-              <w:ind w:left="0"/>
-            </w:pPr>
-          </w:p>
-        </w:tc>
-        <w:tc>
-          <w:tcPr>
-            <w:tcW w:w="6753" w:type="dxa"/>
-          </w:tcPr>
-          <w:p>
-            <w:pPr>
-              <w:pStyle w:val="ListParagraph"/>
-              <w:ind w:left="0"/>
-              <w:cnfStyle w:val="000000000000" w:firstRow="0" w:lastRow="0" w:firstColumn="0" w:lastColumn="0" w:oddVBand="0" w:evenVBand="0" w:oddHBand="0" w:evenHBand="0" w:firstRowFirstColumn="0" w:firstRowLastColumn="0" w:lastRowFirstColumn="0" w:lastRowLastColumn="0"/>
-            </w:pPr>
-          </w:p>
-        </w:tc>
-      </w:tr>
-      <w:tr>
-        <w:trPr>
-          <w:cnfStyle w:val="000000100000" w:firstRow="0" w:lastRow="0" w:firstColumn="0" w:lastColumn="0" w:oddVBand="0" w:evenVBand="0" w:oddHBand="1" w:evenHBand="0" w:firstRowFirstColumn="0" w:firstRowLastColumn="0" w:lastRowFirstColumn="0" w:lastRowLastColumn="0"/>
-        </w:trPr>
-        <w:tc>
-          <w:tcPr>
-            <w:cnfStyle w:val="001000000000" w:firstRow="0" w:lastRow="0" w:firstColumn="1" w:lastColumn="0" w:oddVBand="0" w:evenVBand="0" w:oddHBand="0" w:evenHBand="0" w:firstRowFirstColumn="0" w:firstRowLastColumn="0" w:lastRowFirstColumn="0" w:lastRowLastColumn="0"/>
-            <w:tcW w:w="2263" w:type="dxa"/>
-            <w:vMerge w:val="restart"/>
-          </w:tcPr>
-          <w:p>
-            <w:pPr>
-              <w:pStyle w:val="ListParagraph"/>
-              <w:ind w:left="0"/>
-            </w:pPr>
-          </w:p>
-        </w:tc>
-        <w:tc>
-          <w:tcPr>
-            <w:tcW w:w="6753" w:type="dxa"/>
-          </w:tcPr>
-          <w:p>
-            <w:pPr>
-              <w:pStyle w:val="ListParagraph"/>
-              <w:ind w:left="0"/>
-              <w:cnfStyle w:val="000000100000" w:firstRow="0" w:lastRow="0" w:firstColumn="0" w:lastColumn="0" w:oddVBand="0" w:evenVBand="0" w:oddHBand="1" w:evenHBand="0" w:firstRowFirstColumn="0" w:firstRowLastColumn="0" w:lastRowFirstColumn="0" w:lastRowLastColumn="0"/>
-            </w:pPr>
-          </w:p>
-        </w:tc>
-      </w:tr>
-      <w:tr>
-        <w:tc>
-          <w:tcPr>
-            <w:cnfStyle w:val="001000000000" w:firstRow="0" w:lastRow="0" w:firstColumn="1" w:lastColumn="0" w:oddVBand="0" w:evenVBand="0" w:oddHBand="0" w:evenHBand="0" w:firstRowFirstColumn="0" w:firstRowLastColumn="0" w:lastRowFirstColumn="0" w:lastRowLastColumn="0"/>
-            <w:tcW w:w="2263" w:type="dxa"/>
-            <w:vMerge/>
-          </w:tcPr>
-          <w:p>
-            <w:pPr>
-              <w:pStyle w:val="ListParagraph"/>
-              <w:ind w:left="0"/>
-            </w:pPr>
-          </w:p>
-        </w:tc>
-        <w:tc>
-          <w:tcPr>
-            <w:tcW w:w="6753" w:type="dxa"/>
-          </w:tcPr>
-          <w:p>
-            <w:pPr>
-              <w:pStyle w:val="ListParagraph"/>
-              <w:ind w:left="0"/>
-              <w:cnfStyle w:val="000000000000" w:firstRow="0" w:lastRow="0" w:firstColumn="0" w:lastColumn="0" w:oddVBand="0" w:evenVBand="0" w:oddHBand="0" w:evenHBand="0" w:firstRowFirstColumn="0" w:firstRowLastColumn="0" w:lastRowFirstColumn="0" w:lastRowLastColumn="0"/>
-            </w:pPr>
-          </w:p>
-        </w:tc>
-      </w:tr>
-      <w:tr>
-        <w:trPr>
-          <w:cnfStyle w:val="000000100000" w:firstRow="0" w:lastRow="0" w:firstColumn="0" w:lastColumn="0" w:oddVBand="0" w:evenVBand="0" w:oddHBand="1" w:evenHBand="0" w:firstRowFirstColumn="0" w:firstRowLastColumn="0" w:lastRowFirstColumn="0" w:lastRowLastColumn="0"/>
-        </w:trPr>
-        <w:tc>
-          <w:tcPr>
-            <w:cnfStyle w:val="001000000000" w:firstRow="0" w:lastRow="0" w:firstColumn="1" w:lastColumn="0" w:oddVBand="0" w:evenVBand="0" w:oddHBand="0" w:evenHBand="0" w:firstRowFirstColumn="0" w:firstRowLastColumn="0" w:lastRowFirstColumn="0" w:lastRowLastColumn="0"/>
-            <w:tcW w:w="2263" w:type="dxa"/>
-            <w:vMerge/>
-          </w:tcPr>
-          <w:p>
-            <w:pPr>
-              <w:pStyle w:val="ListParagraph"/>
-              <w:ind w:left="0"/>
-            </w:pPr>
-          </w:p>
-        </w:tc>
-        <w:tc>
-          <w:tcPr>
-            <w:tcW w:w="6753" w:type="dxa"/>
-          </w:tcPr>
-          <w:p>
-            <w:pPr>
-              <w:pStyle w:val="ListParagraph"/>
-              <w:ind w:left="0"/>
-              <w:cnfStyle w:val="000000100000" w:firstRow="0" w:lastRow="0" w:firstColumn="0" w:lastColumn="0" w:oddVBand="0" w:evenVBand="0" w:oddHBand="1" w:evenHBand="0" w:firstRowFirstColumn="0" w:firstRowLastColumn="0" w:lastRowFirstColumn="0" w:lastRowLastColumn="0"/>
-            </w:pPr>
-          </w:p>
-        </w:tc>
-      </w:tr>
-      <w:tr>
-        <w:tc>
-          <w:tcPr>
-            <w:cnfStyle w:val="001000000000" w:firstRow="0" w:lastRow="0" w:firstColumn="1" w:lastColumn="0" w:oddVBand="0" w:evenVBand="0" w:oddHBand="0" w:evenHBand="0" w:firstRowFirstColumn="0" w:firstRowLastColumn="0" w:lastRowFirstColumn="0" w:lastRowLastColumn="0"/>
-            <w:tcW w:w="2263" w:type="dxa"/>
-            <w:vMerge/>
-          </w:tcPr>
-          <w:p>
-            <w:pPr>
-              <w:pStyle w:val="ListParagraph"/>
-              <w:ind w:left="0"/>
-            </w:pPr>
-          </w:p>
-        </w:tc>
-        <w:tc>
-          <w:tcPr>
-            <w:tcW w:w="6753" w:type="dxa"/>
-          </w:tcPr>
-          <w:p>
-            <w:pPr>
-              <w:pStyle w:val="ListParagraph"/>
-              <w:ind w:left="0"/>
-              <w:cnfStyle w:val="000000000000" w:firstRow="0" w:lastRow="0" w:firstColumn="0" w:lastColumn="0" w:oddVBand="0" w:evenVBand="0" w:oddHBand="0" w:evenHBand="0" w:firstRowFirstColumn="0" w:firstRowLastColumn="0" w:lastRowFirstColumn="0" w:lastRowLastColumn="0"/>
-            </w:pPr>
-          </w:p>
-        </w:tc>
-      </w:tr>
-      <w:tr>
-        <w:trPr>
-          <w:cnfStyle w:val="000000100000" w:firstRow="0" w:lastRow="0" w:firstColumn="0" w:lastColumn="0" w:oddVBand="0" w:evenVBand="0" w:oddHBand="1" w:evenHBand="0" w:firstRowFirstColumn="0" w:firstRowLastColumn="0" w:lastRowFirstColumn="0" w:lastRowLastColumn="0"/>
-        </w:trPr>
-        <w:tc>
-          <w:tcPr>
-            <w:cnfStyle w:val="001000000000" w:firstRow="0" w:lastRow="0" w:firstColumn="1" w:lastColumn="0" w:oddVBand="0" w:evenVBand="0" w:oddHBand="0" w:evenHBand="0" w:firstRowFirstColumn="0" w:firstRowLastColumn="0" w:lastRowFirstColumn="0" w:lastRowLastColumn="0"/>
-            <w:tcW w:w="2263" w:type="dxa"/>
-            <w:vMerge/>
-          </w:tcPr>
-          <w:p>
-            <w:pPr>
-              <w:pStyle w:val="ListParagraph"/>
-              <w:ind w:left="0"/>
-            </w:pPr>
-          </w:p>
-        </w:tc>
-        <w:tc>
-          <w:tcPr>
-            <w:tcW w:w="6753" w:type="dxa"/>
-          </w:tcPr>
-          <w:p>
-            <w:pPr>
-              <w:pStyle w:val="ListParagraph"/>
-              <w:ind w:left="0"/>
-              <w:cnfStyle w:val="000000100000" w:firstRow="0" w:lastRow="0" w:firstColumn="0" w:lastColumn="0" w:oddVBand="0" w:evenVBand="0" w:oddHBand="1" w:evenHBand="0" w:firstRowFirstColumn="0" w:firstRowLastColumn="0" w:lastRowFirstColumn="0" w:lastRowLastColumn="0"/>
-            </w:pPr>
+            <w:r>
+              <w:t xml:space="preserve">FL studio’s </w:t>
+            </w:r>
+            <w:proofErr w:type="spellStart"/>
+            <w:r>
+              <w:t>unqieu</w:t>
+            </w:r>
+            <w:proofErr w:type="spellEnd"/>
+            <w:r>
+              <w:t xml:space="preserve"> </w:t>
+            </w:r>
+            <w:proofErr w:type="spellStart"/>
+            <w:r>
+              <w:t>sellingpoint</w:t>
+            </w:r>
+            <w:proofErr w:type="spellEnd"/>
+            <w:r>
+              <w:t xml:space="preserve"> is that it has lifetime free updates, and a non-linear workflow.</w:t>
+            </w:r>
           </w:p>
         </w:tc>
       </w:tr>
     </w:tbl>
-    <w:p/>
+    <w:p>
+      <w:pPr>
+        <w:pStyle w:val="ListParagraph"/>
+      </w:pPr>
+    </w:p>
     <w:p>
       <w:pPr>
         <w:pStyle w:val="ListParagraph"/>
@@ -2113,28 +2545,25 @@
         </w:numPr>
       </w:pPr>
       <w:r>
-        <w:t xml:space="preserve">Identify a unique selling point for each </w:t>
+        <w:t xml:space="preserve">For each </w:t>
       </w:r>
       <w:r>
         <w:t>audio</w:t>
       </w:r>
       <w:r>
-        <w:t xml:space="preserve"> editing program. This </w:t>
-      </w:r>
-      <w:r>
-        <w:t>might include</w:t>
-      </w:r>
-      <w:r>
-        <w:t xml:space="preserve"> its licensing or cost, its feature set, ease-of-use, </w:t>
-      </w:r>
-      <w:r>
-        <w:t>or something else</w:t>
-      </w:r>
-      <w:r>
-        <w:t>.</w:t>
-      </w:r>
-      <w:r>
-        <w:t xml:space="preserve"> (Write one or two sentences for each program)</w:t>
+        <w:t xml:space="preserve"> editing program identified, list sources of information for users to refer to. This can be online technical information provided by the developer, how-to articles and blogs, </w:t>
+      </w:r>
+      <w:proofErr w:type="spellStart"/>
+      <w:r>
+        <w:t>youtube</w:t>
+      </w:r>
+      <w:proofErr w:type="spellEnd"/>
+      <w:r>
+        <w:t xml:space="preserve"> channels, or textbooks. </w:t>
+      </w:r>
+      <w:r>
+        <w:br/>
+        <w:t>Identify at least 2 different sources for each engine.</w:t>
       </w:r>
     </w:p>
     <w:tbl>
@@ -2171,7 +2600,7 @@
               <w:cnfStyle w:val="100000000000" w:firstRow="1" w:lastRow="0" w:firstColumn="0" w:lastColumn="0" w:oddVBand="0" w:evenVBand="0" w:oddHBand="0" w:evenHBand="0" w:firstRowFirstColumn="0" w:firstRowLastColumn="0" w:lastRowFirstColumn="0" w:lastRowLastColumn="0"/>
             </w:pPr>
             <w:r>
-              <w:t>Unique Selling Point</w:t>
+              <w:t>Sources of Information</w:t>
             </w:r>
           </w:p>
         </w:tc>
@@ -2184,6 +2613,7 @@
           <w:tcPr>
             <w:cnfStyle w:val="001000000000" w:firstRow="0" w:lastRow="0" w:firstColumn="1" w:lastColumn="0" w:oddVBand="0" w:evenVBand="0" w:oddHBand="0" w:evenHBand="0" w:firstRowFirstColumn="0" w:firstRowLastColumn="0" w:lastRowFirstColumn="0" w:lastRowLastColumn="0"/>
             <w:tcW w:w="2263" w:type="dxa"/>
+            <w:vMerge w:val="restart"/>
           </w:tcPr>
           <w:p>
             <w:r>
@@ -2199,14 +2629,23 @@
             <w:pPr>
               <w:cnfStyle w:val="000000100000" w:firstRow="0" w:lastRow="0" w:firstColumn="0" w:lastColumn="0" w:oddVBand="0" w:evenVBand="0" w:oddHBand="1" w:evenHBand="0" w:firstRowFirstColumn="0" w:firstRowLastColumn="0" w:lastRowFirstColumn="0" w:lastRowLastColumn="0"/>
             </w:pPr>
-          </w:p>
-        </w:tc>
-      </w:tr>
-      <w:tr>
-        <w:tc>
-          <w:tcPr>
-            <w:cnfStyle w:val="001000000000" w:firstRow="0" w:lastRow="0" w:firstColumn="1" w:lastColumn="0" w:oddVBand="0" w:evenVBand="0" w:oddHBand="0" w:evenHBand="0" w:firstRowFirstColumn="0" w:firstRowLastColumn="0" w:lastRowFirstColumn="0" w:lastRowLastColumn="0"/>
-            <w:tcW w:w="2263" w:type="dxa"/>
+            <w:hyperlink r:id="rId20" w:history="1">
+              <w:r>
+                <w:rPr>
+                  <w:rStyle w:val="Hyperlink"/>
+                </w:rPr>
+                <w:t>Features – Audacity</w:t>
+              </w:r>
+            </w:hyperlink>
+          </w:p>
+        </w:tc>
+      </w:tr>
+      <w:tr>
+        <w:tc>
+          <w:tcPr>
+            <w:cnfStyle w:val="001000000000" w:firstRow="0" w:lastRow="0" w:firstColumn="1" w:lastColumn="0" w:oddVBand="0" w:evenVBand="0" w:oddHBand="0" w:evenHBand="0" w:firstRowFirstColumn="0" w:firstRowLastColumn="0" w:lastRowFirstColumn="0" w:lastRowLastColumn="0"/>
+            <w:tcW w:w="2263" w:type="dxa"/>
+            <w:vMerge/>
           </w:tcPr>
           <w:p/>
         </w:tc>
@@ -2218,6 +2657,17 @@
             <w:pPr>
               <w:cnfStyle w:val="000000000000" w:firstRow="0" w:lastRow="0" w:firstColumn="0" w:lastColumn="0" w:oddVBand="0" w:evenVBand="0" w:oddHBand="0" w:evenHBand="0" w:firstRowFirstColumn="0" w:firstRowLastColumn="0" w:lastRowFirstColumn="0" w:lastRowLastColumn="0"/>
             </w:pPr>
+            <w:hyperlink r:id="rId21" w:history="1">
+              <w:r>
+                <w:rPr>
+                  <w:rStyle w:val="Hyperlink"/>
+                </w:rPr>
+                <w:t>https://forum.audacityteam.org/</w:t>
+              </w:r>
+            </w:hyperlink>
+            <w:r>
+              <w:t xml:space="preserve"> </w:t>
+            </w:r>
           </w:p>
         </w:tc>
       </w:tr>
@@ -2229,6 +2679,41 @@
           <w:tcPr>
             <w:cnfStyle w:val="001000000000" w:firstRow="0" w:lastRow="0" w:firstColumn="1" w:lastColumn="0" w:oddVBand="0" w:evenVBand="0" w:oddHBand="0" w:evenHBand="0" w:firstRowFirstColumn="0" w:firstRowLastColumn="0" w:lastRowFirstColumn="0" w:lastRowLastColumn="0"/>
             <w:tcW w:w="2263" w:type="dxa"/>
+            <w:vMerge w:val="restart"/>
+            <w:shd w:val="clear" w:color="auto" w:fill="FFFFFF" w:themeFill="background1"/>
+          </w:tcPr>
+          <w:p>
+            <w:r>
+              <w:t>Adobe audition</w:t>
+            </w:r>
+          </w:p>
+        </w:tc>
+        <w:tc>
+          <w:tcPr>
+            <w:tcW w:w="6753" w:type="dxa"/>
+          </w:tcPr>
+          <w:p>
+            <w:pPr>
+              <w:cnfStyle w:val="000000100000" w:firstRow="0" w:lastRow="0" w:firstColumn="0" w:lastColumn="0" w:oddVBand="0" w:evenVBand="0" w:oddHBand="1" w:evenHBand="0" w:firstRowFirstColumn="0" w:firstRowLastColumn="0" w:lastRowFirstColumn="0" w:lastRowLastColumn="0"/>
+            </w:pPr>
+            <w:hyperlink r:id="rId22" w:history="1">
+              <w:r>
+                <w:rPr>
+                  <w:rStyle w:val="Hyperlink"/>
+                </w:rPr>
+                <w:t>New features summary for the latest release of Adobe Audition.</w:t>
+              </w:r>
+            </w:hyperlink>
+          </w:p>
+        </w:tc>
+      </w:tr>
+      <w:tr>
+        <w:tc>
+          <w:tcPr>
+            <w:cnfStyle w:val="001000000000" w:firstRow="0" w:lastRow="0" w:firstColumn="1" w:lastColumn="0" w:oddVBand="0" w:evenVBand="0" w:oddHBand="0" w:evenHBand="0" w:firstRowFirstColumn="0" w:firstRowLastColumn="0" w:lastRowFirstColumn="0" w:lastRowLastColumn="0"/>
+            <w:tcW w:w="2263" w:type="dxa"/>
+            <w:vMerge/>
+            <w:shd w:val="clear" w:color="auto" w:fill="FFFFFF" w:themeFill="background1"/>
           </w:tcPr>
           <w:p/>
         </w:tc>
@@ -2238,83 +2723,16 @@
           </w:tcPr>
           <w:p>
             <w:pPr>
-              <w:cnfStyle w:val="000000100000" w:firstRow="0" w:lastRow="0" w:firstColumn="0" w:lastColumn="0" w:oddVBand="0" w:evenVBand="0" w:oddHBand="1" w:evenHBand="0" w:firstRowFirstColumn="0" w:firstRowLastColumn="0" w:lastRowFirstColumn="0" w:lastRowLastColumn="0"/>
-            </w:pPr>
-          </w:p>
-        </w:tc>
-      </w:tr>
-    </w:tbl>
-    <w:p>
-      <w:pPr>
-        <w:pStyle w:val="ListParagraph"/>
-      </w:pPr>
-    </w:p>
-    <w:p>
-      <w:pPr>
-        <w:pStyle w:val="ListParagraph"/>
-        <w:numPr>
-          <w:ilvl w:val="0"/>
-          <w:numId w:val="4"/>
-        </w:numPr>
-      </w:pPr>
-      <w:r>
-        <w:t xml:space="preserve">For each </w:t>
-      </w:r>
-      <w:r>
-        <w:t>audio</w:t>
-      </w:r>
-      <w:r>
-        <w:t xml:space="preserve"> editing program identified, list sources of information for users to refer to. This can be online technical information provided by the developer, how-to articles and blogs, </w:t>
-      </w:r>
-      <w:proofErr w:type="spellStart"/>
-      <w:r>
-        <w:t>youtube</w:t>
-      </w:r>
-      <w:proofErr w:type="spellEnd"/>
-      <w:r>
-        <w:t xml:space="preserve"> channels, or textbooks. </w:t>
-      </w:r>
-      <w:r>
-        <w:br/>
-        <w:t>Identify at least 2 different sources for each engine.</w:t>
-      </w:r>
-    </w:p>
-    <w:tbl>
-      <w:tblPr>
-        <w:tblStyle w:val="GridTable4-Accent1"/>
-        <w:tblW w:w="0" w:type="auto"/>
-        <w:tblLook w:val="04A0" w:firstRow="1" w:lastRow="0" w:firstColumn="1" w:lastColumn="0" w:noHBand="0" w:noVBand="1"/>
-      </w:tblPr>
-      <w:tblGrid>
-        <w:gridCol w:w="2263"/>
-        <w:gridCol w:w="6753"/>
-      </w:tblGrid>
-      <w:tr>
-        <w:trPr>
-          <w:cnfStyle w:val="100000000000" w:firstRow="1" w:lastRow="0" w:firstColumn="0" w:lastColumn="0" w:oddVBand="0" w:evenVBand="0" w:oddHBand="0" w:evenHBand="0" w:firstRowFirstColumn="0" w:firstRowLastColumn="0" w:lastRowFirstColumn="0" w:lastRowLastColumn="0"/>
-        </w:trPr>
-        <w:tc>
-          <w:tcPr>
-            <w:cnfStyle w:val="001000000000" w:firstRow="0" w:lastRow="0" w:firstColumn="1" w:lastColumn="0" w:oddVBand="0" w:evenVBand="0" w:oddHBand="0" w:evenHBand="0" w:firstRowFirstColumn="0" w:firstRowLastColumn="0" w:lastRowFirstColumn="0" w:lastRowLastColumn="0"/>
-            <w:tcW w:w="2263" w:type="dxa"/>
-          </w:tcPr>
-          <w:p>
-            <w:r>
-              <w:t>Audio Editing Software</w:t>
-            </w:r>
-          </w:p>
-        </w:tc>
-        <w:tc>
-          <w:tcPr>
-            <w:tcW w:w="6753" w:type="dxa"/>
-          </w:tcPr>
-          <w:p>
-            <w:pPr>
-              <w:cnfStyle w:val="100000000000" w:firstRow="1" w:lastRow="0" w:firstColumn="0" w:lastColumn="0" w:oddVBand="0" w:evenVBand="0" w:oddHBand="0" w:evenHBand="0" w:firstRowFirstColumn="0" w:firstRowLastColumn="0" w:lastRowFirstColumn="0" w:lastRowLastColumn="0"/>
-            </w:pPr>
-            <w:r>
-              <w:t>Sources of Information</w:t>
-            </w:r>
+              <w:cnfStyle w:val="000000000000" w:firstRow="0" w:lastRow="0" w:firstColumn="0" w:lastColumn="0" w:oddVBand="0" w:evenVBand="0" w:oddHBand="0" w:evenHBand="0" w:firstRowFirstColumn="0" w:firstRowLastColumn="0" w:lastRowFirstColumn="0" w:lastRowLastColumn="0"/>
+            </w:pPr>
+            <w:hyperlink r:id="rId23" w:history="1">
+              <w:r>
+                <w:rPr>
+                  <w:rStyle w:val="Hyperlink"/>
+                </w:rPr>
+                <w:t>NEW Audition Support Community - Welcome! | Community</w:t>
+              </w:r>
+            </w:hyperlink>
           </w:p>
         </w:tc>
       </w:tr>
@@ -2330,7 +2748,7 @@
           </w:tcPr>
           <w:p>
             <w:r>
-              <w:t>Audacity</w:t>
+              <w:t>FL studio</w:t>
             </w:r>
           </w:p>
         </w:tc>
@@ -2342,6 +2760,14 @@
             <w:pPr>
               <w:cnfStyle w:val="000000100000" w:firstRow="0" w:lastRow="0" w:firstColumn="0" w:lastColumn="0" w:oddVBand="0" w:evenVBand="0" w:oddHBand="1" w:evenHBand="0" w:firstRowFirstColumn="0" w:firstRowLastColumn="0" w:lastRowFirstColumn="0" w:lastRowLastColumn="0"/>
             </w:pPr>
+            <w:hyperlink r:id="rId24" w:history="1">
+              <w:r>
+                <w:rPr>
+                  <w:rStyle w:val="Hyperlink"/>
+                </w:rPr>
+                <w:t>Features | FL Studio</w:t>
+              </w:r>
+            </w:hyperlink>
           </w:p>
         </w:tc>
       </w:tr>
@@ -2362,108 +2788,29 @@
             <w:pPr>
               <w:cnfStyle w:val="000000000000" w:firstRow="0" w:lastRow="0" w:firstColumn="0" w:lastColumn="0" w:oddVBand="0" w:evenVBand="0" w:oddHBand="0" w:evenHBand="0" w:firstRowFirstColumn="0" w:firstRowLastColumn="0" w:lastRowFirstColumn="0" w:lastRowLastColumn="0"/>
             </w:pPr>
-          </w:p>
-        </w:tc>
-      </w:tr>
-      <w:tr>
-        <w:trPr>
-          <w:cnfStyle w:val="000000100000" w:firstRow="0" w:lastRow="0" w:firstColumn="0" w:lastColumn="0" w:oddVBand="0" w:evenVBand="0" w:oddHBand="1" w:evenHBand="0" w:firstRowFirstColumn="0" w:firstRowLastColumn="0" w:lastRowFirstColumn="0" w:lastRowLastColumn="0"/>
-        </w:trPr>
-        <w:tc>
-          <w:tcPr>
-            <w:cnfStyle w:val="001000000000" w:firstRow="0" w:lastRow="0" w:firstColumn="1" w:lastColumn="0" w:oddVBand="0" w:evenVBand="0" w:oddHBand="0" w:evenHBand="0" w:firstRowFirstColumn="0" w:firstRowLastColumn="0" w:lastRowFirstColumn="0" w:lastRowLastColumn="0"/>
-            <w:tcW w:w="2263" w:type="dxa"/>
-            <w:vMerge w:val="restart"/>
-            <w:shd w:val="clear" w:color="auto" w:fill="FFFFFF" w:themeFill="background1"/>
-          </w:tcPr>
-          <w:p/>
-        </w:tc>
-        <w:tc>
-          <w:tcPr>
-            <w:tcW w:w="6753" w:type="dxa"/>
-          </w:tcPr>
-          <w:p>
-            <w:pPr>
-              <w:cnfStyle w:val="000000100000" w:firstRow="0" w:lastRow="0" w:firstColumn="0" w:lastColumn="0" w:oddVBand="0" w:evenVBand="0" w:oddHBand="1" w:evenHBand="0" w:firstRowFirstColumn="0" w:firstRowLastColumn="0" w:lastRowFirstColumn="0" w:lastRowLastColumn="0"/>
-            </w:pPr>
-          </w:p>
-        </w:tc>
-      </w:tr>
-      <w:tr>
-        <w:tc>
-          <w:tcPr>
-            <w:cnfStyle w:val="001000000000" w:firstRow="0" w:lastRow="0" w:firstColumn="1" w:lastColumn="0" w:oddVBand="0" w:evenVBand="0" w:oddHBand="0" w:evenHBand="0" w:firstRowFirstColumn="0" w:firstRowLastColumn="0" w:lastRowFirstColumn="0" w:lastRowLastColumn="0"/>
-            <w:tcW w:w="2263" w:type="dxa"/>
-            <w:vMerge/>
-            <w:shd w:val="clear" w:color="auto" w:fill="FFFFFF" w:themeFill="background1"/>
-          </w:tcPr>
-          <w:p/>
-        </w:tc>
-        <w:tc>
-          <w:tcPr>
-            <w:tcW w:w="6753" w:type="dxa"/>
-          </w:tcPr>
-          <w:p>
-            <w:pPr>
-              <w:cnfStyle w:val="000000000000" w:firstRow="0" w:lastRow="0" w:firstColumn="0" w:lastColumn="0" w:oddVBand="0" w:evenVBand="0" w:oddHBand="0" w:evenHBand="0" w:firstRowFirstColumn="0" w:firstRowLastColumn="0" w:lastRowFirstColumn="0" w:lastRowLastColumn="0"/>
-            </w:pPr>
-          </w:p>
-        </w:tc>
-      </w:tr>
-      <w:tr>
-        <w:trPr>
-          <w:cnfStyle w:val="000000100000" w:firstRow="0" w:lastRow="0" w:firstColumn="0" w:lastColumn="0" w:oddVBand="0" w:evenVBand="0" w:oddHBand="1" w:evenHBand="0" w:firstRowFirstColumn="0" w:firstRowLastColumn="0" w:lastRowFirstColumn="0" w:lastRowLastColumn="0"/>
-        </w:trPr>
-        <w:tc>
-          <w:tcPr>
-            <w:cnfStyle w:val="001000000000" w:firstRow="0" w:lastRow="0" w:firstColumn="1" w:lastColumn="0" w:oddVBand="0" w:evenVBand="0" w:oddHBand="0" w:evenHBand="0" w:firstRowFirstColumn="0" w:firstRowLastColumn="0" w:lastRowFirstColumn="0" w:lastRowLastColumn="0"/>
-            <w:tcW w:w="2263" w:type="dxa"/>
-            <w:vMerge w:val="restart"/>
-          </w:tcPr>
-          <w:p/>
-        </w:tc>
-        <w:tc>
-          <w:tcPr>
-            <w:tcW w:w="6753" w:type="dxa"/>
-          </w:tcPr>
-          <w:p>
-            <w:pPr>
-              <w:cnfStyle w:val="000000100000" w:firstRow="0" w:lastRow="0" w:firstColumn="0" w:lastColumn="0" w:oddVBand="0" w:evenVBand="0" w:oddHBand="1" w:evenHBand="0" w:firstRowFirstColumn="0" w:firstRowLastColumn="0" w:lastRowFirstColumn="0" w:lastRowLastColumn="0"/>
-            </w:pPr>
-          </w:p>
-        </w:tc>
-      </w:tr>
-      <w:tr>
-        <w:tc>
-          <w:tcPr>
-            <w:cnfStyle w:val="001000000000" w:firstRow="0" w:lastRow="0" w:firstColumn="1" w:lastColumn="0" w:oddVBand="0" w:evenVBand="0" w:oddHBand="0" w:evenHBand="0" w:firstRowFirstColumn="0" w:firstRowLastColumn="0" w:lastRowFirstColumn="0" w:lastRowLastColumn="0"/>
-            <w:tcW w:w="2263" w:type="dxa"/>
-            <w:vMerge/>
-          </w:tcPr>
-          <w:p/>
-        </w:tc>
-        <w:tc>
-          <w:tcPr>
-            <w:tcW w:w="6753" w:type="dxa"/>
-          </w:tcPr>
-          <w:p>
-            <w:pPr>
-              <w:cnfStyle w:val="000000000000" w:firstRow="0" w:lastRow="0" w:firstColumn="0" w:lastColumn="0" w:oddVBand="0" w:evenVBand="0" w:oddHBand="0" w:evenHBand="0" w:firstRowFirstColumn="0" w:firstRowLastColumn="0" w:lastRowFirstColumn="0" w:lastRowLastColumn="0"/>
-            </w:pPr>
+            <w:hyperlink r:id="rId25" w:history="1">
+              <w:r>
+                <w:rPr>
+                  <w:rStyle w:val="Hyperlink"/>
+                </w:rPr>
+                <w:t>https://forum.image-line.com/</w:t>
+              </w:r>
+            </w:hyperlink>
+            <w:r>
+              <w:t xml:space="preserve"> </w:t>
+            </w:r>
           </w:p>
         </w:tc>
       </w:tr>
     </w:tbl>
     <w:p/>
-    <w:p/>
-    <w:p/>
     <w:sectPr>
-      <w:headerReference w:type="even" r:id="rId8"/>
-      <w:headerReference w:type="default" r:id="rId9"/>
-      <w:footerReference w:type="even" r:id="rId10"/>
-      <w:footerReference w:type="default" r:id="rId11"/>
-      <w:headerReference w:type="first" r:id="rId12"/>
-      <w:footerReference w:type="first" r:id="rId13"/>
+      <w:headerReference w:type="even" r:id="rId26"/>
+      <w:headerReference w:type="default" r:id="rId27"/>
+      <w:footerReference w:type="even" r:id="rId28"/>
+      <w:footerReference w:type="default" r:id="rId29"/>
+      <w:headerReference w:type="first" r:id="rId30"/>
+      <w:footerReference w:type="first" r:id="rId31"/>
       <w:pgSz w:w="11906" w:h="16838"/>
       <w:pgMar w:top="1440" w:right="1440" w:bottom="1440" w:left="1440" w:header="170" w:footer="708" w:gutter="0"/>
       <w:cols w:space="708"/>
@@ -4287,7 +4634,6 @@
   <w:style w:type="character" w:default="1" w:styleId="DefaultParagraphFont">
     <w:name w:val="Default Paragraph Font"/>
     <w:uiPriority w:val="1"/>
-    <w:semiHidden/>
     <w:unhideWhenUsed/>
   </w:style>
   <w:style w:type="table" w:default="1" w:styleId="TableNormal">
@@ -4865,6 +5211,29 @@
       </w:tcPr>
     </w:tblStylePr>
   </w:style>
+  <w:style w:type="character" w:styleId="Hyperlink">
+    <w:name w:val="Hyperlink"/>
+    <w:basedOn w:val="DefaultParagraphFont"/>
+    <w:uiPriority w:val="99"/>
+    <w:unhideWhenUsed/>
+    <w:rsid w:val="004A2F64"/>
+    <w:rPr>
+      <w:color w:val="0000FF" w:themeColor="hyperlink"/>
+      <w:u w:val="single"/>
+    </w:rPr>
+  </w:style>
+  <w:style w:type="character" w:styleId="UnresolvedMention">
+    <w:name w:val="Unresolved Mention"/>
+    <w:basedOn w:val="DefaultParagraphFont"/>
+    <w:uiPriority w:val="99"/>
+    <w:semiHidden/>
+    <w:unhideWhenUsed/>
+    <w:rsid w:val="004A2F64"/>
+    <w:rPr>
+      <w:color w:val="605E5C"/>
+      <w:shd w:val="clear" w:color="auto" w:fill="E1DFDD"/>
+    </w:rPr>
+  </w:style>
 </w:styles>
 </file>
 
